--- a/Memoria/Versiones y Entregas/Predeposito/TFM_Predeposito.docx
+++ b/Memoria/Versiones y Entregas/Predeposito/TFM_Predeposito.docx
@@ -237,11 +237,7 @@
       </w:pPr>
       <w:r>
         <w:fldChar w:fldCharType="begin"/>
-      </w:r>
-      <w:r>
         <w:instrText>TOC \o "1-3" \h \z \u</w:instrText>
-      </w:r>
-      <w:r>
         <w:fldChar w:fldCharType="separate"/>
       </w:r>
       <w:hyperlink w:anchor="_Toc234267363" w:history="1">
@@ -258,46 +254,10 @@
             <w:webHidden/>
           </w:rPr>
           <w:tab/>
-        </w:r>
-        <w:r>
-          <w:rPr>
-            <w:noProof/>
-            <w:webHidden/>
-          </w:rPr>
           <w:fldChar w:fldCharType="begin"/>
-        </w:r>
-        <w:r>
-          <w:rPr>
-            <w:noProof/>
-            <w:webHidden/>
-          </w:rPr>
           <w:instrText xml:space="preserve"> PAGEREF _Toc234267363 \h </w:instrText>
-        </w:r>
-        <w:r>
-          <w:rPr>
-            <w:noProof/>
-            <w:webHidden/>
-          </w:rPr>
-        </w:r>
-        <w:r>
-          <w:rPr>
-            <w:noProof/>
-            <w:webHidden/>
-          </w:rPr>
           <w:fldChar w:fldCharType="separate"/>
-        </w:r>
-        <w:r>
-          <w:rPr>
-            <w:noProof/>
-            <w:webHidden/>
-          </w:rPr>
           <w:t>7</w:t>
-        </w:r>
-        <w:r>
-          <w:rPr>
-            <w:noProof/>
-            <w:webHidden/>
-          </w:rPr>
           <w:fldChar w:fldCharType="end"/>
         </w:r>
       </w:hyperlink>
@@ -330,46 +290,10 @@
             <w:webHidden/>
           </w:rPr>
           <w:tab/>
-        </w:r>
-        <w:r>
-          <w:rPr>
-            <w:noProof/>
-            <w:webHidden/>
-          </w:rPr>
           <w:fldChar w:fldCharType="begin"/>
-        </w:r>
-        <w:r>
-          <w:rPr>
-            <w:noProof/>
-            <w:webHidden/>
-          </w:rPr>
           <w:instrText xml:space="preserve"> PAGEREF _Toc234267364 \h </w:instrText>
-        </w:r>
-        <w:r>
-          <w:rPr>
-            <w:noProof/>
-            <w:webHidden/>
-          </w:rPr>
-        </w:r>
-        <w:r>
-          <w:rPr>
-            <w:noProof/>
-            <w:webHidden/>
-          </w:rPr>
           <w:fldChar w:fldCharType="separate"/>
-        </w:r>
-        <w:r>
-          <w:rPr>
-            <w:noProof/>
-            <w:webHidden/>
-          </w:rPr>
           <w:t>8</w:t>
-        </w:r>
-        <w:r>
-          <w:rPr>
-            <w:noProof/>
-            <w:webHidden/>
-          </w:rPr>
           <w:fldChar w:fldCharType="end"/>
         </w:r>
       </w:hyperlink>
@@ -402,46 +326,10 @@
             <w:webHidden/>
           </w:rPr>
           <w:tab/>
-        </w:r>
-        <w:r>
-          <w:rPr>
-            <w:noProof/>
-            <w:webHidden/>
-          </w:rPr>
           <w:fldChar w:fldCharType="begin"/>
-        </w:r>
-        <w:r>
-          <w:rPr>
-            <w:noProof/>
-            <w:webHidden/>
-          </w:rPr>
           <w:instrText xml:space="preserve"> PAGEREF _Toc234267365 \h </w:instrText>
-        </w:r>
-        <w:r>
-          <w:rPr>
-            <w:noProof/>
-            <w:webHidden/>
-          </w:rPr>
-        </w:r>
-        <w:r>
-          <w:rPr>
-            <w:noProof/>
-            <w:webHidden/>
-          </w:rPr>
           <w:fldChar w:fldCharType="separate"/>
-        </w:r>
-        <w:r>
-          <w:rPr>
-            <w:noProof/>
-            <w:webHidden/>
-          </w:rPr>
           <w:t>8</w:t>
-        </w:r>
-        <w:r>
-          <w:rPr>
-            <w:noProof/>
-            <w:webHidden/>
-          </w:rPr>
           <w:fldChar w:fldCharType="end"/>
         </w:r>
       </w:hyperlink>
@@ -474,46 +362,10 @@
             <w:webHidden/>
           </w:rPr>
           <w:tab/>
-        </w:r>
-        <w:r>
-          <w:rPr>
-            <w:noProof/>
-            <w:webHidden/>
-          </w:rPr>
           <w:fldChar w:fldCharType="begin"/>
-        </w:r>
-        <w:r>
-          <w:rPr>
-            <w:noProof/>
-            <w:webHidden/>
-          </w:rPr>
           <w:instrText xml:space="preserve"> PAGEREF _Toc234267366 \h </w:instrText>
-        </w:r>
-        <w:r>
-          <w:rPr>
-            <w:noProof/>
-            <w:webHidden/>
-          </w:rPr>
-        </w:r>
-        <w:r>
-          <w:rPr>
-            <w:noProof/>
-            <w:webHidden/>
-          </w:rPr>
           <w:fldChar w:fldCharType="separate"/>
-        </w:r>
-        <w:r>
-          <w:rPr>
-            <w:noProof/>
-            <w:webHidden/>
-          </w:rPr>
           <w:t>9</w:t>
-        </w:r>
-        <w:r>
-          <w:rPr>
-            <w:noProof/>
-            <w:webHidden/>
-          </w:rPr>
           <w:fldChar w:fldCharType="end"/>
         </w:r>
       </w:hyperlink>
@@ -546,46 +398,10 @@
             <w:webHidden/>
           </w:rPr>
           <w:tab/>
-        </w:r>
-        <w:r>
-          <w:rPr>
-            <w:noProof/>
-            <w:webHidden/>
-          </w:rPr>
           <w:fldChar w:fldCharType="begin"/>
-        </w:r>
-        <w:r>
-          <w:rPr>
-            <w:noProof/>
-            <w:webHidden/>
-          </w:rPr>
           <w:instrText xml:space="preserve"> PAGEREF _Toc234267367 \h </w:instrText>
-        </w:r>
-        <w:r>
-          <w:rPr>
-            <w:noProof/>
-            <w:webHidden/>
-          </w:rPr>
-        </w:r>
-        <w:r>
-          <w:rPr>
-            <w:noProof/>
-            <w:webHidden/>
-          </w:rPr>
           <w:fldChar w:fldCharType="separate"/>
-        </w:r>
-        <w:r>
-          <w:rPr>
-            <w:noProof/>
-            <w:webHidden/>
-          </w:rPr>
           <w:t>10</w:t>
-        </w:r>
-        <w:r>
-          <w:rPr>
-            <w:noProof/>
-            <w:webHidden/>
-          </w:rPr>
           <w:fldChar w:fldCharType="end"/>
         </w:r>
       </w:hyperlink>
@@ -618,46 +434,10 @@
             <w:webHidden/>
           </w:rPr>
           <w:tab/>
-        </w:r>
-        <w:r>
-          <w:rPr>
-            <w:noProof/>
-            <w:webHidden/>
-          </w:rPr>
           <w:fldChar w:fldCharType="begin"/>
-        </w:r>
-        <w:r>
-          <w:rPr>
-            <w:noProof/>
-            <w:webHidden/>
-          </w:rPr>
           <w:instrText xml:space="preserve"> PAGEREF _Toc234267368 \h </w:instrText>
-        </w:r>
-        <w:r>
-          <w:rPr>
-            <w:noProof/>
-            <w:webHidden/>
-          </w:rPr>
-        </w:r>
-        <w:r>
-          <w:rPr>
-            <w:noProof/>
-            <w:webHidden/>
-          </w:rPr>
           <w:fldChar w:fldCharType="separate"/>
-        </w:r>
-        <w:r>
-          <w:rPr>
-            <w:noProof/>
-            <w:webHidden/>
-          </w:rPr>
           <w:t>11</w:t>
-        </w:r>
-        <w:r>
-          <w:rPr>
-            <w:noProof/>
-            <w:webHidden/>
-          </w:rPr>
           <w:fldChar w:fldCharType="end"/>
         </w:r>
       </w:hyperlink>
@@ -690,46 +470,10 @@
             <w:webHidden/>
           </w:rPr>
           <w:tab/>
-        </w:r>
-        <w:r>
-          <w:rPr>
-            <w:noProof/>
-            <w:webHidden/>
-          </w:rPr>
           <w:fldChar w:fldCharType="begin"/>
-        </w:r>
-        <w:r>
-          <w:rPr>
-            <w:noProof/>
-            <w:webHidden/>
-          </w:rPr>
           <w:instrText xml:space="preserve"> PAGEREF _Toc234267369 \h </w:instrText>
-        </w:r>
-        <w:r>
-          <w:rPr>
-            <w:noProof/>
-            <w:webHidden/>
-          </w:rPr>
-        </w:r>
-        <w:r>
-          <w:rPr>
-            <w:noProof/>
-            <w:webHidden/>
-          </w:rPr>
           <w:fldChar w:fldCharType="separate"/>
-        </w:r>
-        <w:r>
-          <w:rPr>
-            <w:noProof/>
-            <w:webHidden/>
-          </w:rPr>
           <w:t>11</w:t>
-        </w:r>
-        <w:r>
-          <w:rPr>
-            <w:noProof/>
-            <w:webHidden/>
-          </w:rPr>
           <w:fldChar w:fldCharType="end"/>
         </w:r>
       </w:hyperlink>
@@ -780,46 +524,10 @@
             <w:webHidden/>
           </w:rPr>
           <w:tab/>
-        </w:r>
-        <w:r>
-          <w:rPr>
-            <w:noProof/>
-            <w:webHidden/>
-          </w:rPr>
           <w:fldChar w:fldCharType="begin"/>
-        </w:r>
-        <w:r>
-          <w:rPr>
-            <w:noProof/>
-            <w:webHidden/>
-          </w:rPr>
           <w:instrText xml:space="preserve"> PAGEREF _Toc234267370 \h </w:instrText>
-        </w:r>
-        <w:r>
-          <w:rPr>
-            <w:noProof/>
-            <w:webHidden/>
-          </w:rPr>
-        </w:r>
-        <w:r>
-          <w:rPr>
-            <w:noProof/>
-            <w:webHidden/>
-          </w:rPr>
           <w:fldChar w:fldCharType="separate"/>
-        </w:r>
-        <w:r>
-          <w:rPr>
-            <w:noProof/>
-            <w:webHidden/>
-          </w:rPr>
           <w:t>13</w:t>
-        </w:r>
-        <w:r>
-          <w:rPr>
-            <w:noProof/>
-            <w:webHidden/>
-          </w:rPr>
           <w:fldChar w:fldCharType="end"/>
         </w:r>
       </w:hyperlink>
@@ -870,46 +578,10 @@
             <w:webHidden/>
           </w:rPr>
           <w:tab/>
-        </w:r>
-        <w:r>
-          <w:rPr>
-            <w:noProof/>
-            <w:webHidden/>
-          </w:rPr>
           <w:fldChar w:fldCharType="begin"/>
-        </w:r>
-        <w:r>
-          <w:rPr>
-            <w:noProof/>
-            <w:webHidden/>
-          </w:rPr>
           <w:instrText xml:space="preserve"> PAGEREF _Toc234267371 \h </w:instrText>
-        </w:r>
-        <w:r>
-          <w:rPr>
-            <w:noProof/>
-            <w:webHidden/>
-          </w:rPr>
-        </w:r>
-        <w:r>
-          <w:rPr>
-            <w:noProof/>
-            <w:webHidden/>
-          </w:rPr>
           <w:fldChar w:fldCharType="separate"/>
-        </w:r>
-        <w:r>
-          <w:rPr>
-            <w:noProof/>
-            <w:webHidden/>
-          </w:rPr>
           <w:t>13</w:t>
-        </w:r>
-        <w:r>
-          <w:rPr>
-            <w:noProof/>
-            <w:webHidden/>
-          </w:rPr>
           <w:fldChar w:fldCharType="end"/>
         </w:r>
       </w:hyperlink>
@@ -960,46 +632,10 @@
             <w:webHidden/>
           </w:rPr>
           <w:tab/>
-        </w:r>
-        <w:r>
-          <w:rPr>
-            <w:noProof/>
-            <w:webHidden/>
-          </w:rPr>
           <w:fldChar w:fldCharType="begin"/>
-        </w:r>
-        <w:r>
-          <w:rPr>
-            <w:noProof/>
-            <w:webHidden/>
-          </w:rPr>
           <w:instrText xml:space="preserve"> PAGEREF _Toc234267372 \h </w:instrText>
-        </w:r>
-        <w:r>
-          <w:rPr>
-            <w:noProof/>
-            <w:webHidden/>
-          </w:rPr>
-        </w:r>
-        <w:r>
-          <w:rPr>
-            <w:noProof/>
-            <w:webHidden/>
-          </w:rPr>
           <w:fldChar w:fldCharType="separate"/>
-        </w:r>
-        <w:r>
-          <w:rPr>
-            <w:noProof/>
-            <w:webHidden/>
-          </w:rPr>
           <w:t>14</w:t>
-        </w:r>
-        <w:r>
-          <w:rPr>
-            <w:noProof/>
-            <w:webHidden/>
-          </w:rPr>
           <w:fldChar w:fldCharType="end"/>
         </w:r>
       </w:hyperlink>
@@ -1050,46 +686,10 @@
             <w:webHidden/>
           </w:rPr>
           <w:tab/>
-        </w:r>
-        <w:r>
-          <w:rPr>
-            <w:noProof/>
-            <w:webHidden/>
-          </w:rPr>
           <w:fldChar w:fldCharType="begin"/>
-        </w:r>
-        <w:r>
-          <w:rPr>
-            <w:noProof/>
-            <w:webHidden/>
-          </w:rPr>
           <w:instrText xml:space="preserve"> PAGEREF _Toc234267373 \h </w:instrText>
-        </w:r>
-        <w:r>
-          <w:rPr>
-            <w:noProof/>
-            <w:webHidden/>
-          </w:rPr>
-        </w:r>
-        <w:r>
-          <w:rPr>
-            <w:noProof/>
-            <w:webHidden/>
-          </w:rPr>
           <w:fldChar w:fldCharType="separate"/>
-        </w:r>
-        <w:r>
-          <w:rPr>
-            <w:noProof/>
-            <w:webHidden/>
-          </w:rPr>
           <w:t>16</w:t>
-        </w:r>
-        <w:r>
-          <w:rPr>
-            <w:noProof/>
-            <w:webHidden/>
-          </w:rPr>
           <w:fldChar w:fldCharType="end"/>
         </w:r>
       </w:hyperlink>
@@ -1140,46 +740,10 @@
             <w:webHidden/>
           </w:rPr>
           <w:tab/>
-        </w:r>
-        <w:r>
-          <w:rPr>
-            <w:noProof/>
-            <w:webHidden/>
-          </w:rPr>
           <w:fldChar w:fldCharType="begin"/>
-        </w:r>
-        <w:r>
-          <w:rPr>
-            <w:noProof/>
-            <w:webHidden/>
-          </w:rPr>
           <w:instrText xml:space="preserve"> PAGEREF _Toc234267374 \h </w:instrText>
-        </w:r>
-        <w:r>
-          <w:rPr>
-            <w:noProof/>
-            <w:webHidden/>
-          </w:rPr>
-        </w:r>
-        <w:r>
-          <w:rPr>
-            <w:noProof/>
-            <w:webHidden/>
-          </w:rPr>
           <w:fldChar w:fldCharType="separate"/>
-        </w:r>
-        <w:r>
-          <w:rPr>
-            <w:noProof/>
-            <w:webHidden/>
-          </w:rPr>
           <w:t>18</w:t>
-        </w:r>
-        <w:r>
-          <w:rPr>
-            <w:noProof/>
-            <w:webHidden/>
-          </w:rPr>
           <w:fldChar w:fldCharType="end"/>
         </w:r>
       </w:hyperlink>
@@ -1230,46 +794,10 @@
             <w:webHidden/>
           </w:rPr>
           <w:tab/>
-        </w:r>
-        <w:r>
-          <w:rPr>
-            <w:noProof/>
-            <w:webHidden/>
-          </w:rPr>
           <w:fldChar w:fldCharType="begin"/>
-        </w:r>
-        <w:r>
-          <w:rPr>
-            <w:noProof/>
-            <w:webHidden/>
-          </w:rPr>
           <w:instrText xml:space="preserve"> PAGEREF _Toc234267375 \h </w:instrText>
-        </w:r>
-        <w:r>
-          <w:rPr>
-            <w:noProof/>
-            <w:webHidden/>
-          </w:rPr>
-        </w:r>
-        <w:r>
-          <w:rPr>
-            <w:noProof/>
-            <w:webHidden/>
-          </w:rPr>
           <w:fldChar w:fldCharType="separate"/>
-        </w:r>
-        <w:r>
-          <w:rPr>
-            <w:noProof/>
-            <w:webHidden/>
-          </w:rPr>
           <w:t>18</w:t>
-        </w:r>
-        <w:r>
-          <w:rPr>
-            <w:noProof/>
-            <w:webHidden/>
-          </w:rPr>
           <w:fldChar w:fldCharType="end"/>
         </w:r>
       </w:hyperlink>
@@ -1320,46 +848,10 @@
             <w:webHidden/>
           </w:rPr>
           <w:tab/>
-        </w:r>
-        <w:r>
-          <w:rPr>
-            <w:noProof/>
-            <w:webHidden/>
-          </w:rPr>
           <w:fldChar w:fldCharType="begin"/>
-        </w:r>
-        <w:r>
-          <w:rPr>
-            <w:noProof/>
-            <w:webHidden/>
-          </w:rPr>
           <w:instrText xml:space="preserve"> PAGEREF _Toc234267376 \h </w:instrText>
-        </w:r>
-        <w:r>
-          <w:rPr>
-            <w:noProof/>
-            <w:webHidden/>
-          </w:rPr>
-        </w:r>
-        <w:r>
-          <w:rPr>
-            <w:noProof/>
-            <w:webHidden/>
-          </w:rPr>
           <w:fldChar w:fldCharType="separate"/>
-        </w:r>
-        <w:r>
-          <w:rPr>
-            <w:noProof/>
-            <w:webHidden/>
-          </w:rPr>
           <w:t>20</w:t>
-        </w:r>
-        <w:r>
-          <w:rPr>
-            <w:noProof/>
-            <w:webHidden/>
-          </w:rPr>
           <w:fldChar w:fldCharType="end"/>
         </w:r>
       </w:hyperlink>
@@ -1410,46 +902,10 @@
             <w:webHidden/>
           </w:rPr>
           <w:tab/>
-        </w:r>
-        <w:r>
-          <w:rPr>
-            <w:noProof/>
-            <w:webHidden/>
-          </w:rPr>
           <w:fldChar w:fldCharType="begin"/>
-        </w:r>
-        <w:r>
-          <w:rPr>
-            <w:noProof/>
-            <w:webHidden/>
-          </w:rPr>
           <w:instrText xml:space="preserve"> PAGEREF _Toc234267377 \h </w:instrText>
-        </w:r>
-        <w:r>
-          <w:rPr>
-            <w:noProof/>
-            <w:webHidden/>
-          </w:rPr>
-        </w:r>
-        <w:r>
-          <w:rPr>
-            <w:noProof/>
-            <w:webHidden/>
-          </w:rPr>
           <w:fldChar w:fldCharType="separate"/>
-        </w:r>
-        <w:r>
-          <w:rPr>
-            <w:noProof/>
-            <w:webHidden/>
-          </w:rPr>
           <w:t>26</w:t>
-        </w:r>
-        <w:r>
-          <w:rPr>
-            <w:noProof/>
-            <w:webHidden/>
-          </w:rPr>
           <w:fldChar w:fldCharType="end"/>
         </w:r>
       </w:hyperlink>
@@ -1500,46 +956,10 @@
             <w:webHidden/>
           </w:rPr>
           <w:tab/>
-        </w:r>
-        <w:r>
-          <w:rPr>
-            <w:noProof/>
-            <w:webHidden/>
-          </w:rPr>
           <w:fldChar w:fldCharType="begin"/>
-        </w:r>
-        <w:r>
-          <w:rPr>
-            <w:noProof/>
-            <w:webHidden/>
-          </w:rPr>
           <w:instrText xml:space="preserve"> PAGEREF _Toc234267378 \h </w:instrText>
-        </w:r>
-        <w:r>
-          <w:rPr>
-            <w:noProof/>
-            <w:webHidden/>
-          </w:rPr>
-        </w:r>
-        <w:r>
-          <w:rPr>
-            <w:noProof/>
-            <w:webHidden/>
-          </w:rPr>
           <w:fldChar w:fldCharType="separate"/>
-        </w:r>
-        <w:r>
-          <w:rPr>
-            <w:noProof/>
-            <w:webHidden/>
-          </w:rPr>
           <w:t>29</w:t>
-        </w:r>
-        <w:r>
-          <w:rPr>
-            <w:noProof/>
-            <w:webHidden/>
-          </w:rPr>
           <w:fldChar w:fldCharType="end"/>
         </w:r>
       </w:hyperlink>
@@ -1590,46 +1010,10 @@
             <w:webHidden/>
           </w:rPr>
           <w:tab/>
-        </w:r>
-        <w:r>
-          <w:rPr>
-            <w:noProof/>
-            <w:webHidden/>
-          </w:rPr>
           <w:fldChar w:fldCharType="begin"/>
-        </w:r>
-        <w:r>
-          <w:rPr>
-            <w:noProof/>
-            <w:webHidden/>
-          </w:rPr>
           <w:instrText xml:space="preserve"> PAGEREF _Toc234267379 \h </w:instrText>
-        </w:r>
-        <w:r>
-          <w:rPr>
-            <w:noProof/>
-            <w:webHidden/>
-          </w:rPr>
-        </w:r>
-        <w:r>
-          <w:rPr>
-            <w:noProof/>
-            <w:webHidden/>
-          </w:rPr>
           <w:fldChar w:fldCharType="separate"/>
-        </w:r>
-        <w:r>
-          <w:rPr>
-            <w:noProof/>
-            <w:webHidden/>
-          </w:rPr>
           <w:t>29</w:t>
-        </w:r>
-        <w:r>
-          <w:rPr>
-            <w:noProof/>
-            <w:webHidden/>
-          </w:rPr>
           <w:fldChar w:fldCharType="end"/>
         </w:r>
       </w:hyperlink>
@@ -1680,46 +1064,10 @@
             <w:webHidden/>
           </w:rPr>
           <w:tab/>
-        </w:r>
-        <w:r>
-          <w:rPr>
-            <w:noProof/>
-            <w:webHidden/>
-          </w:rPr>
           <w:fldChar w:fldCharType="begin"/>
-        </w:r>
-        <w:r>
-          <w:rPr>
-            <w:noProof/>
-            <w:webHidden/>
-          </w:rPr>
           <w:instrText xml:space="preserve"> PAGEREF _Toc234267380 \h </w:instrText>
-        </w:r>
-        <w:r>
-          <w:rPr>
-            <w:noProof/>
-            <w:webHidden/>
-          </w:rPr>
-        </w:r>
-        <w:r>
-          <w:rPr>
-            <w:noProof/>
-            <w:webHidden/>
-          </w:rPr>
           <w:fldChar w:fldCharType="separate"/>
-        </w:r>
-        <w:r>
-          <w:rPr>
-            <w:noProof/>
-            <w:webHidden/>
-          </w:rPr>
           <w:t>29</w:t>
-        </w:r>
-        <w:r>
-          <w:rPr>
-            <w:noProof/>
-            <w:webHidden/>
-          </w:rPr>
           <w:fldChar w:fldCharType="end"/>
         </w:r>
       </w:hyperlink>
@@ -1770,46 +1118,10 @@
             <w:webHidden/>
           </w:rPr>
           <w:tab/>
-        </w:r>
-        <w:r>
-          <w:rPr>
-            <w:noProof/>
-            <w:webHidden/>
-          </w:rPr>
           <w:fldChar w:fldCharType="begin"/>
-        </w:r>
-        <w:r>
-          <w:rPr>
-            <w:noProof/>
-            <w:webHidden/>
-          </w:rPr>
           <w:instrText xml:space="preserve"> PAGEREF _Toc234267381 \h </w:instrText>
-        </w:r>
-        <w:r>
-          <w:rPr>
-            <w:noProof/>
-            <w:webHidden/>
-          </w:rPr>
-        </w:r>
-        <w:r>
-          <w:rPr>
-            <w:noProof/>
-            <w:webHidden/>
-          </w:rPr>
           <w:fldChar w:fldCharType="separate"/>
-        </w:r>
-        <w:r>
-          <w:rPr>
-            <w:noProof/>
-            <w:webHidden/>
-          </w:rPr>
           <w:t>30</w:t>
-        </w:r>
-        <w:r>
-          <w:rPr>
-            <w:noProof/>
-            <w:webHidden/>
-          </w:rPr>
           <w:fldChar w:fldCharType="end"/>
         </w:r>
       </w:hyperlink>
@@ -1860,46 +1172,10 @@
             <w:webHidden/>
           </w:rPr>
           <w:tab/>
-        </w:r>
-        <w:r>
-          <w:rPr>
-            <w:noProof/>
-            <w:webHidden/>
-          </w:rPr>
           <w:fldChar w:fldCharType="begin"/>
-        </w:r>
-        <w:r>
-          <w:rPr>
-            <w:noProof/>
-            <w:webHidden/>
-          </w:rPr>
           <w:instrText xml:space="preserve"> PAGEREF _Toc234267382 \h </w:instrText>
-        </w:r>
-        <w:r>
-          <w:rPr>
-            <w:noProof/>
-            <w:webHidden/>
-          </w:rPr>
-        </w:r>
-        <w:r>
-          <w:rPr>
-            <w:noProof/>
-            <w:webHidden/>
-          </w:rPr>
           <w:fldChar w:fldCharType="separate"/>
-        </w:r>
-        <w:r>
-          <w:rPr>
-            <w:noProof/>
-            <w:webHidden/>
-          </w:rPr>
           <w:t>35</w:t>
-        </w:r>
-        <w:r>
-          <w:rPr>
-            <w:noProof/>
-            <w:webHidden/>
-          </w:rPr>
           <w:fldChar w:fldCharType="end"/>
         </w:r>
       </w:hyperlink>
@@ -1950,46 +1226,10 @@
             <w:webHidden/>
           </w:rPr>
           <w:tab/>
-        </w:r>
-        <w:r>
-          <w:rPr>
-            <w:noProof/>
-            <w:webHidden/>
-          </w:rPr>
           <w:fldChar w:fldCharType="begin"/>
-        </w:r>
-        <w:r>
-          <w:rPr>
-            <w:noProof/>
-            <w:webHidden/>
-          </w:rPr>
           <w:instrText xml:space="preserve"> PAGEREF _Toc234267383 \h </w:instrText>
-        </w:r>
-        <w:r>
-          <w:rPr>
-            <w:noProof/>
-            <w:webHidden/>
-          </w:rPr>
-        </w:r>
-        <w:r>
-          <w:rPr>
-            <w:noProof/>
-            <w:webHidden/>
-          </w:rPr>
           <w:fldChar w:fldCharType="separate"/>
-        </w:r>
-        <w:r>
-          <w:rPr>
-            <w:noProof/>
-            <w:webHidden/>
-          </w:rPr>
           <w:t>35</w:t>
-        </w:r>
-        <w:r>
-          <w:rPr>
-            <w:noProof/>
-            <w:webHidden/>
-          </w:rPr>
           <w:fldChar w:fldCharType="end"/>
         </w:r>
       </w:hyperlink>
@@ -2040,46 +1280,10 @@
             <w:webHidden/>
           </w:rPr>
           <w:tab/>
-        </w:r>
-        <w:r>
-          <w:rPr>
-            <w:noProof/>
-            <w:webHidden/>
-          </w:rPr>
           <w:fldChar w:fldCharType="begin"/>
-        </w:r>
-        <w:r>
-          <w:rPr>
-            <w:noProof/>
-            <w:webHidden/>
-          </w:rPr>
           <w:instrText xml:space="preserve"> PAGEREF _Toc234267384 \h </w:instrText>
-        </w:r>
-        <w:r>
-          <w:rPr>
-            <w:noProof/>
-            <w:webHidden/>
-          </w:rPr>
-        </w:r>
-        <w:r>
-          <w:rPr>
-            <w:noProof/>
-            <w:webHidden/>
-          </w:rPr>
           <w:fldChar w:fldCharType="separate"/>
-        </w:r>
-        <w:r>
-          <w:rPr>
-            <w:noProof/>
-            <w:webHidden/>
-          </w:rPr>
           <w:t>36</w:t>
-        </w:r>
-        <w:r>
-          <w:rPr>
-            <w:noProof/>
-            <w:webHidden/>
-          </w:rPr>
           <w:fldChar w:fldCharType="end"/>
         </w:r>
       </w:hyperlink>
@@ -2130,46 +1334,10 @@
             <w:webHidden/>
           </w:rPr>
           <w:tab/>
-        </w:r>
-        <w:r>
-          <w:rPr>
-            <w:noProof/>
-            <w:webHidden/>
-          </w:rPr>
           <w:fldChar w:fldCharType="begin"/>
-        </w:r>
-        <w:r>
-          <w:rPr>
-            <w:noProof/>
-            <w:webHidden/>
-          </w:rPr>
           <w:instrText xml:space="preserve"> PAGEREF _Toc234267385 \h </w:instrText>
-        </w:r>
-        <w:r>
-          <w:rPr>
-            <w:noProof/>
-            <w:webHidden/>
-          </w:rPr>
-        </w:r>
-        <w:r>
-          <w:rPr>
-            <w:noProof/>
-            <w:webHidden/>
-          </w:rPr>
           <w:fldChar w:fldCharType="separate"/>
-        </w:r>
-        <w:r>
-          <w:rPr>
-            <w:noProof/>
-            <w:webHidden/>
-          </w:rPr>
           <w:t>38</w:t>
-        </w:r>
-        <w:r>
-          <w:rPr>
-            <w:noProof/>
-            <w:webHidden/>
-          </w:rPr>
           <w:fldChar w:fldCharType="end"/>
         </w:r>
       </w:hyperlink>
@@ -2220,46 +1388,10 @@
             <w:webHidden/>
           </w:rPr>
           <w:tab/>
-        </w:r>
-        <w:r>
-          <w:rPr>
-            <w:noProof/>
-            <w:webHidden/>
-          </w:rPr>
           <w:fldChar w:fldCharType="begin"/>
-        </w:r>
-        <w:r>
-          <w:rPr>
-            <w:noProof/>
-            <w:webHidden/>
-          </w:rPr>
           <w:instrText xml:space="preserve"> PAGEREF _Toc234267386 \h </w:instrText>
-        </w:r>
-        <w:r>
-          <w:rPr>
-            <w:noProof/>
-            <w:webHidden/>
-          </w:rPr>
-        </w:r>
-        <w:r>
-          <w:rPr>
-            <w:noProof/>
-            <w:webHidden/>
-          </w:rPr>
           <w:fldChar w:fldCharType="separate"/>
-        </w:r>
-        <w:r>
-          <w:rPr>
-            <w:noProof/>
-            <w:webHidden/>
-          </w:rPr>
           <w:t>40</w:t>
-        </w:r>
-        <w:r>
-          <w:rPr>
-            <w:noProof/>
-            <w:webHidden/>
-          </w:rPr>
           <w:fldChar w:fldCharType="end"/>
         </w:r>
       </w:hyperlink>
@@ -2310,46 +1442,10 @@
             <w:webHidden/>
           </w:rPr>
           <w:tab/>
-        </w:r>
-        <w:r>
-          <w:rPr>
-            <w:noProof/>
-            <w:webHidden/>
-          </w:rPr>
           <w:fldChar w:fldCharType="begin"/>
-        </w:r>
-        <w:r>
-          <w:rPr>
-            <w:noProof/>
-            <w:webHidden/>
-          </w:rPr>
           <w:instrText xml:space="preserve"> PAGEREF _Toc234267387 \h </w:instrText>
-        </w:r>
-        <w:r>
-          <w:rPr>
-            <w:noProof/>
-            <w:webHidden/>
-          </w:rPr>
-        </w:r>
-        <w:r>
-          <w:rPr>
-            <w:noProof/>
-            <w:webHidden/>
-          </w:rPr>
           <w:fldChar w:fldCharType="separate"/>
-        </w:r>
-        <w:r>
-          <w:rPr>
-            <w:noProof/>
-            <w:webHidden/>
-          </w:rPr>
           <w:t>42</w:t>
-        </w:r>
-        <w:r>
-          <w:rPr>
-            <w:noProof/>
-            <w:webHidden/>
-          </w:rPr>
           <w:fldChar w:fldCharType="end"/>
         </w:r>
       </w:hyperlink>
@@ -2400,46 +1496,10 @@
             <w:webHidden/>
           </w:rPr>
           <w:tab/>
-        </w:r>
-        <w:r>
-          <w:rPr>
-            <w:noProof/>
-            <w:webHidden/>
-          </w:rPr>
           <w:fldChar w:fldCharType="begin"/>
-        </w:r>
-        <w:r>
-          <w:rPr>
-            <w:noProof/>
-            <w:webHidden/>
-          </w:rPr>
           <w:instrText xml:space="preserve"> PAGEREF _Toc234267388 \h </w:instrText>
-        </w:r>
-        <w:r>
-          <w:rPr>
-            <w:noProof/>
-            <w:webHidden/>
-          </w:rPr>
-        </w:r>
-        <w:r>
-          <w:rPr>
-            <w:noProof/>
-            <w:webHidden/>
-          </w:rPr>
           <w:fldChar w:fldCharType="separate"/>
-        </w:r>
-        <w:r>
-          <w:rPr>
-            <w:noProof/>
-            <w:webHidden/>
-          </w:rPr>
           <w:t>44</w:t>
-        </w:r>
-        <w:r>
-          <w:rPr>
-            <w:noProof/>
-            <w:webHidden/>
-          </w:rPr>
           <w:fldChar w:fldCharType="end"/>
         </w:r>
       </w:hyperlink>
@@ -2490,46 +1550,10 @@
             <w:webHidden/>
           </w:rPr>
           <w:tab/>
-        </w:r>
-        <w:r>
-          <w:rPr>
-            <w:noProof/>
-            <w:webHidden/>
-          </w:rPr>
           <w:fldChar w:fldCharType="begin"/>
-        </w:r>
-        <w:r>
-          <w:rPr>
-            <w:noProof/>
-            <w:webHidden/>
-          </w:rPr>
           <w:instrText xml:space="preserve"> PAGEREF _Toc234267389 \h </w:instrText>
-        </w:r>
-        <w:r>
-          <w:rPr>
-            <w:noProof/>
-            <w:webHidden/>
-          </w:rPr>
-        </w:r>
-        <w:r>
-          <w:rPr>
-            <w:noProof/>
-            <w:webHidden/>
-          </w:rPr>
           <w:fldChar w:fldCharType="separate"/>
-        </w:r>
-        <w:r>
-          <w:rPr>
-            <w:noProof/>
-            <w:webHidden/>
-          </w:rPr>
           <w:t>46</w:t>
-        </w:r>
-        <w:r>
-          <w:rPr>
-            <w:noProof/>
-            <w:webHidden/>
-          </w:rPr>
           <w:fldChar w:fldCharType="end"/>
         </w:r>
       </w:hyperlink>
@@ -2580,46 +1604,10 @@
             <w:webHidden/>
           </w:rPr>
           <w:tab/>
-        </w:r>
-        <w:r>
-          <w:rPr>
-            <w:noProof/>
-            <w:webHidden/>
-          </w:rPr>
           <w:fldChar w:fldCharType="begin"/>
-        </w:r>
-        <w:r>
-          <w:rPr>
-            <w:noProof/>
-            <w:webHidden/>
-          </w:rPr>
           <w:instrText xml:space="preserve"> PAGEREF _Toc234267390 \h </w:instrText>
-        </w:r>
-        <w:r>
-          <w:rPr>
-            <w:noProof/>
-            <w:webHidden/>
-          </w:rPr>
-        </w:r>
-        <w:r>
-          <w:rPr>
-            <w:noProof/>
-            <w:webHidden/>
-          </w:rPr>
           <w:fldChar w:fldCharType="separate"/>
-        </w:r>
-        <w:r>
-          <w:rPr>
-            <w:noProof/>
-            <w:webHidden/>
-          </w:rPr>
           <w:t>46</w:t>
-        </w:r>
-        <w:r>
-          <w:rPr>
-            <w:noProof/>
-            <w:webHidden/>
-          </w:rPr>
           <w:fldChar w:fldCharType="end"/>
         </w:r>
       </w:hyperlink>
@@ -2670,46 +1658,10 @@
             <w:webHidden/>
           </w:rPr>
           <w:tab/>
-        </w:r>
-        <w:r>
-          <w:rPr>
-            <w:noProof/>
-            <w:webHidden/>
-          </w:rPr>
           <w:fldChar w:fldCharType="begin"/>
-        </w:r>
-        <w:r>
-          <w:rPr>
-            <w:noProof/>
-            <w:webHidden/>
-          </w:rPr>
           <w:instrText xml:space="preserve"> PAGEREF _Toc234267391 \h </w:instrText>
-        </w:r>
-        <w:r>
-          <w:rPr>
-            <w:noProof/>
-            <w:webHidden/>
-          </w:rPr>
-        </w:r>
-        <w:r>
-          <w:rPr>
-            <w:noProof/>
-            <w:webHidden/>
-          </w:rPr>
           <w:fldChar w:fldCharType="separate"/>
-        </w:r>
-        <w:r>
-          <w:rPr>
-            <w:noProof/>
-            <w:webHidden/>
-          </w:rPr>
           <w:t>46</w:t>
-        </w:r>
-        <w:r>
-          <w:rPr>
-            <w:noProof/>
-            <w:webHidden/>
-          </w:rPr>
           <w:fldChar w:fldCharType="end"/>
         </w:r>
       </w:hyperlink>
@@ -2760,46 +1712,10 @@
             <w:webHidden/>
           </w:rPr>
           <w:tab/>
-        </w:r>
-        <w:r>
-          <w:rPr>
-            <w:noProof/>
-            <w:webHidden/>
-          </w:rPr>
           <w:fldChar w:fldCharType="begin"/>
-        </w:r>
-        <w:r>
-          <w:rPr>
-            <w:noProof/>
-            <w:webHidden/>
-          </w:rPr>
           <w:instrText xml:space="preserve"> PAGEREF _Toc234267392 \h </w:instrText>
-        </w:r>
-        <w:r>
-          <w:rPr>
-            <w:noProof/>
-            <w:webHidden/>
-          </w:rPr>
-        </w:r>
-        <w:r>
-          <w:rPr>
-            <w:noProof/>
-            <w:webHidden/>
-          </w:rPr>
           <w:fldChar w:fldCharType="separate"/>
-        </w:r>
-        <w:r>
-          <w:rPr>
-            <w:noProof/>
-            <w:webHidden/>
-          </w:rPr>
           <w:t>48</w:t>
-        </w:r>
-        <w:r>
-          <w:rPr>
-            <w:noProof/>
-            <w:webHidden/>
-          </w:rPr>
           <w:fldChar w:fldCharType="end"/>
         </w:r>
       </w:hyperlink>
@@ -2850,46 +1766,10 @@
             <w:webHidden/>
           </w:rPr>
           <w:tab/>
-        </w:r>
-        <w:r>
-          <w:rPr>
-            <w:noProof/>
-            <w:webHidden/>
-          </w:rPr>
           <w:fldChar w:fldCharType="begin"/>
-        </w:r>
-        <w:r>
-          <w:rPr>
-            <w:noProof/>
-            <w:webHidden/>
-          </w:rPr>
           <w:instrText xml:space="preserve"> PAGEREF _Toc234267393 \h </w:instrText>
-        </w:r>
-        <w:r>
-          <w:rPr>
-            <w:noProof/>
-            <w:webHidden/>
-          </w:rPr>
-        </w:r>
-        <w:r>
-          <w:rPr>
-            <w:noProof/>
-            <w:webHidden/>
-          </w:rPr>
           <w:fldChar w:fldCharType="separate"/>
-        </w:r>
-        <w:r>
-          <w:rPr>
-            <w:noProof/>
-            <w:webHidden/>
-          </w:rPr>
           <w:t>51</w:t>
-        </w:r>
-        <w:r>
-          <w:rPr>
-            <w:noProof/>
-            <w:webHidden/>
-          </w:rPr>
           <w:fldChar w:fldCharType="end"/>
         </w:r>
       </w:hyperlink>
@@ -2940,46 +1820,10 @@
             <w:webHidden/>
           </w:rPr>
           <w:tab/>
-        </w:r>
-        <w:r>
-          <w:rPr>
-            <w:noProof/>
-            <w:webHidden/>
-          </w:rPr>
           <w:fldChar w:fldCharType="begin"/>
-        </w:r>
-        <w:r>
-          <w:rPr>
-            <w:noProof/>
-            <w:webHidden/>
-          </w:rPr>
           <w:instrText xml:space="preserve"> PAGEREF _Toc234267394 \h </w:instrText>
-        </w:r>
-        <w:r>
-          <w:rPr>
-            <w:noProof/>
-            <w:webHidden/>
-          </w:rPr>
-        </w:r>
-        <w:r>
-          <w:rPr>
-            <w:noProof/>
-            <w:webHidden/>
-          </w:rPr>
           <w:fldChar w:fldCharType="separate"/>
-        </w:r>
-        <w:r>
-          <w:rPr>
-            <w:noProof/>
-            <w:webHidden/>
-          </w:rPr>
           <w:t>51</w:t>
-        </w:r>
-        <w:r>
-          <w:rPr>
-            <w:noProof/>
-            <w:webHidden/>
-          </w:rPr>
           <w:fldChar w:fldCharType="end"/>
         </w:r>
       </w:hyperlink>
@@ -3030,46 +1874,10 @@
             <w:webHidden/>
           </w:rPr>
           <w:tab/>
-        </w:r>
-        <w:r>
-          <w:rPr>
-            <w:noProof/>
-            <w:webHidden/>
-          </w:rPr>
           <w:fldChar w:fldCharType="begin"/>
-        </w:r>
-        <w:r>
-          <w:rPr>
-            <w:noProof/>
-            <w:webHidden/>
-          </w:rPr>
           <w:instrText xml:space="preserve"> PAGEREF _Toc234267395 \h </w:instrText>
-        </w:r>
-        <w:r>
-          <w:rPr>
-            <w:noProof/>
-            <w:webHidden/>
-          </w:rPr>
-        </w:r>
-        <w:r>
-          <w:rPr>
-            <w:noProof/>
-            <w:webHidden/>
-          </w:rPr>
           <w:fldChar w:fldCharType="separate"/>
-        </w:r>
-        <w:r>
-          <w:rPr>
-            <w:noProof/>
-            <w:webHidden/>
-          </w:rPr>
           <w:t>53</w:t>
-        </w:r>
-        <w:r>
-          <w:rPr>
-            <w:noProof/>
-            <w:webHidden/>
-          </w:rPr>
           <w:fldChar w:fldCharType="end"/>
         </w:r>
       </w:hyperlink>
@@ -3120,46 +1928,10 @@
             <w:webHidden/>
           </w:rPr>
           <w:tab/>
-        </w:r>
-        <w:r>
-          <w:rPr>
-            <w:noProof/>
-            <w:webHidden/>
-          </w:rPr>
           <w:fldChar w:fldCharType="begin"/>
-        </w:r>
-        <w:r>
-          <w:rPr>
-            <w:noProof/>
-            <w:webHidden/>
-          </w:rPr>
           <w:instrText xml:space="preserve"> PAGEREF _Toc234267396 \h </w:instrText>
-        </w:r>
-        <w:r>
-          <w:rPr>
-            <w:noProof/>
-            <w:webHidden/>
-          </w:rPr>
-        </w:r>
-        <w:r>
-          <w:rPr>
-            <w:noProof/>
-            <w:webHidden/>
-          </w:rPr>
           <w:fldChar w:fldCharType="separate"/>
-        </w:r>
-        <w:r>
-          <w:rPr>
-            <w:noProof/>
-            <w:webHidden/>
-          </w:rPr>
           <w:t>54</w:t>
-        </w:r>
-        <w:r>
-          <w:rPr>
-            <w:noProof/>
-            <w:webHidden/>
-          </w:rPr>
           <w:fldChar w:fldCharType="end"/>
         </w:r>
       </w:hyperlink>
@@ -3210,46 +1982,10 @@
             <w:webHidden/>
           </w:rPr>
           <w:tab/>
-        </w:r>
-        <w:r>
-          <w:rPr>
-            <w:noProof/>
-            <w:webHidden/>
-          </w:rPr>
           <w:fldChar w:fldCharType="begin"/>
-        </w:r>
-        <w:r>
-          <w:rPr>
-            <w:noProof/>
-            <w:webHidden/>
-          </w:rPr>
           <w:instrText xml:space="preserve"> PAGEREF _Toc234267397 \h </w:instrText>
-        </w:r>
-        <w:r>
-          <w:rPr>
-            <w:noProof/>
-            <w:webHidden/>
-          </w:rPr>
-        </w:r>
-        <w:r>
-          <w:rPr>
-            <w:noProof/>
-            <w:webHidden/>
-          </w:rPr>
           <w:fldChar w:fldCharType="separate"/>
-        </w:r>
-        <w:r>
-          <w:rPr>
-            <w:noProof/>
-            <w:webHidden/>
-          </w:rPr>
           <w:t>55</w:t>
-        </w:r>
-        <w:r>
-          <w:rPr>
-            <w:noProof/>
-            <w:webHidden/>
-          </w:rPr>
           <w:fldChar w:fldCharType="end"/>
         </w:r>
       </w:hyperlink>
@@ -3300,46 +2036,10 @@
             <w:webHidden/>
           </w:rPr>
           <w:tab/>
-        </w:r>
-        <w:r>
-          <w:rPr>
-            <w:noProof/>
-            <w:webHidden/>
-          </w:rPr>
           <w:fldChar w:fldCharType="begin"/>
-        </w:r>
-        <w:r>
-          <w:rPr>
-            <w:noProof/>
-            <w:webHidden/>
-          </w:rPr>
           <w:instrText xml:space="preserve"> PAGEREF _Toc234267398 \h </w:instrText>
-        </w:r>
-        <w:r>
-          <w:rPr>
-            <w:noProof/>
-            <w:webHidden/>
-          </w:rPr>
-        </w:r>
-        <w:r>
-          <w:rPr>
-            <w:noProof/>
-            <w:webHidden/>
-          </w:rPr>
           <w:fldChar w:fldCharType="separate"/>
-        </w:r>
-        <w:r>
-          <w:rPr>
-            <w:noProof/>
-            <w:webHidden/>
-          </w:rPr>
           <w:t>55</w:t>
-        </w:r>
-        <w:r>
-          <w:rPr>
-            <w:noProof/>
-            <w:webHidden/>
-          </w:rPr>
           <w:fldChar w:fldCharType="end"/>
         </w:r>
       </w:hyperlink>
@@ -3390,46 +2090,10 @@
             <w:webHidden/>
           </w:rPr>
           <w:tab/>
-        </w:r>
-        <w:r>
-          <w:rPr>
-            <w:noProof/>
-            <w:webHidden/>
-          </w:rPr>
           <w:fldChar w:fldCharType="begin"/>
-        </w:r>
-        <w:r>
-          <w:rPr>
-            <w:noProof/>
-            <w:webHidden/>
-          </w:rPr>
           <w:instrText xml:space="preserve"> PAGEREF _Toc234267399 \h </w:instrText>
-        </w:r>
-        <w:r>
-          <w:rPr>
-            <w:noProof/>
-            <w:webHidden/>
-          </w:rPr>
-        </w:r>
-        <w:r>
-          <w:rPr>
-            <w:noProof/>
-            <w:webHidden/>
-          </w:rPr>
           <w:fldChar w:fldCharType="separate"/>
-        </w:r>
-        <w:r>
-          <w:rPr>
-            <w:noProof/>
-            <w:webHidden/>
-          </w:rPr>
           <w:t>56</w:t>
-        </w:r>
-        <w:r>
-          <w:rPr>
-            <w:noProof/>
-            <w:webHidden/>
-          </w:rPr>
           <w:fldChar w:fldCharType="end"/>
         </w:r>
       </w:hyperlink>
@@ -3480,46 +2144,10 @@
             <w:webHidden/>
           </w:rPr>
           <w:tab/>
-        </w:r>
-        <w:r>
-          <w:rPr>
-            <w:noProof/>
-            <w:webHidden/>
-          </w:rPr>
           <w:fldChar w:fldCharType="begin"/>
-        </w:r>
-        <w:r>
-          <w:rPr>
-            <w:noProof/>
-            <w:webHidden/>
-          </w:rPr>
           <w:instrText xml:space="preserve"> PAGEREF _Toc234267400 \h </w:instrText>
-        </w:r>
-        <w:r>
-          <w:rPr>
-            <w:noProof/>
-            <w:webHidden/>
-          </w:rPr>
-        </w:r>
-        <w:r>
-          <w:rPr>
-            <w:noProof/>
-            <w:webHidden/>
-          </w:rPr>
           <w:fldChar w:fldCharType="separate"/>
-        </w:r>
-        <w:r>
-          <w:rPr>
-            <w:noProof/>
-            <w:webHidden/>
-          </w:rPr>
           <w:t>56</w:t>
-        </w:r>
-        <w:r>
-          <w:rPr>
-            <w:noProof/>
-            <w:webHidden/>
-          </w:rPr>
           <w:fldChar w:fldCharType="end"/>
         </w:r>
       </w:hyperlink>
@@ -3570,46 +2198,10 @@
             <w:webHidden/>
           </w:rPr>
           <w:tab/>
-        </w:r>
-        <w:r>
-          <w:rPr>
-            <w:noProof/>
-            <w:webHidden/>
-          </w:rPr>
           <w:fldChar w:fldCharType="begin"/>
-        </w:r>
-        <w:r>
-          <w:rPr>
-            <w:noProof/>
-            <w:webHidden/>
-          </w:rPr>
           <w:instrText xml:space="preserve"> PAGEREF _Toc234267401 \h </w:instrText>
-        </w:r>
-        <w:r>
-          <w:rPr>
-            <w:noProof/>
-            <w:webHidden/>
-          </w:rPr>
-        </w:r>
-        <w:r>
-          <w:rPr>
-            <w:noProof/>
-            <w:webHidden/>
-          </w:rPr>
           <w:fldChar w:fldCharType="separate"/>
-        </w:r>
-        <w:r>
-          <w:rPr>
-            <w:noProof/>
-            <w:webHidden/>
-          </w:rPr>
           <w:t>58</w:t>
-        </w:r>
-        <w:r>
-          <w:rPr>
-            <w:noProof/>
-            <w:webHidden/>
-          </w:rPr>
           <w:fldChar w:fldCharType="end"/>
         </w:r>
       </w:hyperlink>
@@ -3660,46 +2252,10 @@
             <w:webHidden/>
           </w:rPr>
           <w:tab/>
-        </w:r>
-        <w:r>
-          <w:rPr>
-            <w:noProof/>
-            <w:webHidden/>
-          </w:rPr>
           <w:fldChar w:fldCharType="begin"/>
-        </w:r>
-        <w:r>
-          <w:rPr>
-            <w:noProof/>
-            <w:webHidden/>
-          </w:rPr>
           <w:instrText xml:space="preserve"> PAGEREF _Toc234267402 \h </w:instrText>
-        </w:r>
-        <w:r>
-          <w:rPr>
-            <w:noProof/>
-            <w:webHidden/>
-          </w:rPr>
-        </w:r>
-        <w:r>
-          <w:rPr>
-            <w:noProof/>
-            <w:webHidden/>
-          </w:rPr>
           <w:fldChar w:fldCharType="separate"/>
-        </w:r>
-        <w:r>
-          <w:rPr>
-            <w:noProof/>
-            <w:webHidden/>
-          </w:rPr>
           <w:t>59</w:t>
-        </w:r>
-        <w:r>
-          <w:rPr>
-            <w:noProof/>
-            <w:webHidden/>
-          </w:rPr>
           <w:fldChar w:fldCharType="end"/>
         </w:r>
       </w:hyperlink>
@@ -3750,46 +2306,10 @@
             <w:webHidden/>
           </w:rPr>
           <w:tab/>
-        </w:r>
-        <w:r>
-          <w:rPr>
-            <w:noProof/>
-            <w:webHidden/>
-          </w:rPr>
           <w:fldChar w:fldCharType="begin"/>
-        </w:r>
-        <w:r>
-          <w:rPr>
-            <w:noProof/>
-            <w:webHidden/>
-          </w:rPr>
           <w:instrText xml:space="preserve"> PAGEREF _Toc234267403 \h </w:instrText>
-        </w:r>
-        <w:r>
-          <w:rPr>
-            <w:noProof/>
-            <w:webHidden/>
-          </w:rPr>
-        </w:r>
-        <w:r>
-          <w:rPr>
-            <w:noProof/>
-            <w:webHidden/>
-          </w:rPr>
           <w:fldChar w:fldCharType="separate"/>
-        </w:r>
-        <w:r>
-          <w:rPr>
-            <w:noProof/>
-            <w:webHidden/>
-          </w:rPr>
           <w:t>59</w:t>
-        </w:r>
-        <w:r>
-          <w:rPr>
-            <w:noProof/>
-            <w:webHidden/>
-          </w:rPr>
           <w:fldChar w:fldCharType="end"/>
         </w:r>
       </w:hyperlink>
@@ -3840,46 +2360,10 @@
             <w:webHidden/>
           </w:rPr>
           <w:tab/>
-        </w:r>
-        <w:r>
-          <w:rPr>
-            <w:noProof/>
-            <w:webHidden/>
-          </w:rPr>
           <w:fldChar w:fldCharType="begin"/>
-        </w:r>
-        <w:r>
-          <w:rPr>
-            <w:noProof/>
-            <w:webHidden/>
-          </w:rPr>
           <w:instrText xml:space="preserve"> PAGEREF _Toc234267404 \h </w:instrText>
-        </w:r>
-        <w:r>
-          <w:rPr>
-            <w:noProof/>
-            <w:webHidden/>
-          </w:rPr>
-        </w:r>
-        <w:r>
-          <w:rPr>
-            <w:noProof/>
-            <w:webHidden/>
-          </w:rPr>
           <w:fldChar w:fldCharType="separate"/>
-        </w:r>
-        <w:r>
-          <w:rPr>
-            <w:noProof/>
-            <w:webHidden/>
-          </w:rPr>
           <w:t>62</w:t>
-        </w:r>
-        <w:r>
-          <w:rPr>
-            <w:noProof/>
-            <w:webHidden/>
-          </w:rPr>
           <w:fldChar w:fldCharType="end"/>
         </w:r>
       </w:hyperlink>
@@ -3930,46 +2414,10 @@
             <w:webHidden/>
           </w:rPr>
           <w:tab/>
-        </w:r>
-        <w:r>
-          <w:rPr>
-            <w:noProof/>
-            <w:webHidden/>
-          </w:rPr>
           <w:fldChar w:fldCharType="begin"/>
-        </w:r>
-        <w:r>
-          <w:rPr>
-            <w:noProof/>
-            <w:webHidden/>
-          </w:rPr>
           <w:instrText xml:space="preserve"> PAGEREF _Toc234267405 \h </w:instrText>
-        </w:r>
-        <w:r>
-          <w:rPr>
-            <w:noProof/>
-            <w:webHidden/>
-          </w:rPr>
-        </w:r>
-        <w:r>
-          <w:rPr>
-            <w:noProof/>
-            <w:webHidden/>
-          </w:rPr>
           <w:fldChar w:fldCharType="separate"/>
-        </w:r>
-        <w:r>
-          <w:rPr>
-            <w:noProof/>
-            <w:webHidden/>
-          </w:rPr>
           <w:t>63</w:t>
-        </w:r>
-        <w:r>
-          <w:rPr>
-            <w:noProof/>
-            <w:webHidden/>
-          </w:rPr>
           <w:fldChar w:fldCharType="end"/>
         </w:r>
       </w:hyperlink>
@@ -4020,46 +2468,10 @@
             <w:webHidden/>
           </w:rPr>
           <w:tab/>
-        </w:r>
-        <w:r>
-          <w:rPr>
-            <w:noProof/>
-            <w:webHidden/>
-          </w:rPr>
           <w:fldChar w:fldCharType="begin"/>
-        </w:r>
-        <w:r>
-          <w:rPr>
-            <w:noProof/>
-            <w:webHidden/>
-          </w:rPr>
           <w:instrText xml:space="preserve"> PAGEREF _Toc234267406 \h </w:instrText>
-        </w:r>
-        <w:r>
-          <w:rPr>
-            <w:noProof/>
-            <w:webHidden/>
-          </w:rPr>
-        </w:r>
-        <w:r>
-          <w:rPr>
-            <w:noProof/>
-            <w:webHidden/>
-          </w:rPr>
           <w:fldChar w:fldCharType="separate"/>
-        </w:r>
-        <w:r>
-          <w:rPr>
-            <w:noProof/>
-            <w:webHidden/>
-          </w:rPr>
           <w:t>63</w:t>
-        </w:r>
-        <w:r>
-          <w:rPr>
-            <w:noProof/>
-            <w:webHidden/>
-          </w:rPr>
           <w:fldChar w:fldCharType="end"/>
         </w:r>
       </w:hyperlink>
@@ -4110,46 +2522,10 @@
             <w:webHidden/>
           </w:rPr>
           <w:tab/>
-        </w:r>
-        <w:r>
-          <w:rPr>
-            <w:noProof/>
-            <w:webHidden/>
-          </w:rPr>
           <w:fldChar w:fldCharType="begin"/>
-        </w:r>
-        <w:r>
-          <w:rPr>
-            <w:noProof/>
-            <w:webHidden/>
-          </w:rPr>
           <w:instrText xml:space="preserve"> PAGEREF _Toc234267407 \h </w:instrText>
-        </w:r>
-        <w:r>
-          <w:rPr>
-            <w:noProof/>
-            <w:webHidden/>
-          </w:rPr>
-        </w:r>
-        <w:r>
-          <w:rPr>
-            <w:noProof/>
-            <w:webHidden/>
-          </w:rPr>
           <w:fldChar w:fldCharType="separate"/>
-        </w:r>
-        <w:r>
-          <w:rPr>
-            <w:noProof/>
-            <w:webHidden/>
-          </w:rPr>
           <w:t>63</w:t>
-        </w:r>
-        <w:r>
-          <w:rPr>
-            <w:noProof/>
-            <w:webHidden/>
-          </w:rPr>
           <w:fldChar w:fldCharType="end"/>
         </w:r>
       </w:hyperlink>
@@ -4200,46 +2576,10 @@
             <w:webHidden/>
           </w:rPr>
           <w:tab/>
-        </w:r>
-        <w:r>
-          <w:rPr>
-            <w:noProof/>
-            <w:webHidden/>
-          </w:rPr>
           <w:fldChar w:fldCharType="begin"/>
-        </w:r>
-        <w:r>
-          <w:rPr>
-            <w:noProof/>
-            <w:webHidden/>
-          </w:rPr>
           <w:instrText xml:space="preserve"> PAGEREF _Toc234267408 \h </w:instrText>
-        </w:r>
-        <w:r>
-          <w:rPr>
-            <w:noProof/>
-            <w:webHidden/>
-          </w:rPr>
-        </w:r>
-        <w:r>
-          <w:rPr>
-            <w:noProof/>
-            <w:webHidden/>
-          </w:rPr>
           <w:fldChar w:fldCharType="separate"/>
-        </w:r>
-        <w:r>
-          <w:rPr>
-            <w:noProof/>
-            <w:webHidden/>
-          </w:rPr>
           <w:t>64</w:t>
-        </w:r>
-        <w:r>
-          <w:rPr>
-            <w:noProof/>
-            <w:webHidden/>
-          </w:rPr>
           <w:fldChar w:fldCharType="end"/>
         </w:r>
       </w:hyperlink>
@@ -4272,46 +2612,10 @@
             <w:webHidden/>
           </w:rPr>
           <w:tab/>
-        </w:r>
-        <w:r>
-          <w:rPr>
-            <w:noProof/>
-            <w:webHidden/>
-          </w:rPr>
           <w:fldChar w:fldCharType="begin"/>
-        </w:r>
-        <w:r>
-          <w:rPr>
-            <w:noProof/>
-            <w:webHidden/>
-          </w:rPr>
           <w:instrText xml:space="preserve"> PAGEREF _Toc234267409 \h </w:instrText>
-        </w:r>
-        <w:r>
-          <w:rPr>
-            <w:noProof/>
-            <w:webHidden/>
-          </w:rPr>
-        </w:r>
-        <w:r>
-          <w:rPr>
-            <w:noProof/>
-            <w:webHidden/>
-          </w:rPr>
           <w:fldChar w:fldCharType="separate"/>
-        </w:r>
-        <w:r>
-          <w:rPr>
-            <w:noProof/>
-            <w:webHidden/>
-          </w:rPr>
           <w:t>65</w:t>
-        </w:r>
-        <w:r>
-          <w:rPr>
-            <w:noProof/>
-            <w:webHidden/>
-          </w:rPr>
           <w:fldChar w:fldCharType="end"/>
         </w:r>
       </w:hyperlink>
@@ -4351,11 +2655,7 @@
       </w:pPr>
       <w:r>
         <w:fldChar w:fldCharType="begin"/>
-      </w:r>
-      <w:r>
         <w:instrText>TOC \h \z \c "Figura"</w:instrText>
-      </w:r>
-      <w:r>
         <w:fldChar w:fldCharType="separate"/>
       </w:r>
       <w:hyperlink w:anchor="_Toc234267410" w:history="1">
@@ -4372,46 +2672,10 @@
             <w:webHidden/>
           </w:rPr>
           <w:tab/>
-        </w:r>
-        <w:r>
-          <w:rPr>
-            <w:noProof/>
-            <w:webHidden/>
-          </w:rPr>
           <w:fldChar w:fldCharType="begin"/>
-        </w:r>
-        <w:r>
-          <w:rPr>
-            <w:noProof/>
-            <w:webHidden/>
-          </w:rPr>
           <w:instrText xml:space="preserve"> PAGEREF _Toc234267410 \h </w:instrText>
-        </w:r>
-        <w:r>
-          <w:rPr>
-            <w:noProof/>
-            <w:webHidden/>
-          </w:rPr>
-        </w:r>
-        <w:r>
-          <w:rPr>
-            <w:noProof/>
-            <w:webHidden/>
-          </w:rPr>
           <w:fldChar w:fldCharType="separate"/>
-        </w:r>
-        <w:r>
-          <w:rPr>
-            <w:noProof/>
-            <w:webHidden/>
-          </w:rPr>
           <w:t>43</w:t>
-        </w:r>
-        <w:r>
-          <w:rPr>
-            <w:noProof/>
-            <w:webHidden/>
-          </w:rPr>
           <w:fldChar w:fldCharType="end"/>
         </w:r>
       </w:hyperlink>
@@ -4444,46 +2708,10 @@
             <w:webHidden/>
           </w:rPr>
           <w:tab/>
-        </w:r>
-        <w:r>
-          <w:rPr>
-            <w:noProof/>
-            <w:webHidden/>
-          </w:rPr>
           <w:fldChar w:fldCharType="begin"/>
-        </w:r>
-        <w:r>
-          <w:rPr>
-            <w:noProof/>
-            <w:webHidden/>
-          </w:rPr>
           <w:instrText xml:space="preserve"> PAGEREF _Toc234267411 \h </w:instrText>
-        </w:r>
-        <w:r>
-          <w:rPr>
-            <w:noProof/>
-            <w:webHidden/>
-          </w:rPr>
-        </w:r>
-        <w:r>
-          <w:rPr>
-            <w:noProof/>
-            <w:webHidden/>
-          </w:rPr>
           <w:fldChar w:fldCharType="separate"/>
-        </w:r>
-        <w:r>
-          <w:rPr>
-            <w:noProof/>
-            <w:webHidden/>
-          </w:rPr>
           <w:t>48</w:t>
-        </w:r>
-        <w:r>
-          <w:rPr>
-            <w:noProof/>
-            <w:webHidden/>
-          </w:rPr>
           <w:fldChar w:fldCharType="end"/>
         </w:r>
       </w:hyperlink>
@@ -4516,46 +2744,10 @@
             <w:webHidden/>
           </w:rPr>
           <w:tab/>
-        </w:r>
-        <w:r>
-          <w:rPr>
-            <w:noProof/>
-            <w:webHidden/>
-          </w:rPr>
           <w:fldChar w:fldCharType="begin"/>
-        </w:r>
-        <w:r>
-          <w:rPr>
-            <w:noProof/>
-            <w:webHidden/>
-          </w:rPr>
           <w:instrText xml:space="preserve"> PAGEREF _Toc234267412 \h </w:instrText>
-        </w:r>
-        <w:r>
-          <w:rPr>
-            <w:noProof/>
-            <w:webHidden/>
-          </w:rPr>
-        </w:r>
-        <w:r>
-          <w:rPr>
-            <w:noProof/>
-            <w:webHidden/>
-          </w:rPr>
           <w:fldChar w:fldCharType="separate"/>
-        </w:r>
-        <w:r>
-          <w:rPr>
-            <w:noProof/>
-            <w:webHidden/>
-          </w:rPr>
           <w:t>51</w:t>
-        </w:r>
-        <w:r>
-          <w:rPr>
-            <w:noProof/>
-            <w:webHidden/>
-          </w:rPr>
           <w:fldChar w:fldCharType="end"/>
         </w:r>
       </w:hyperlink>
@@ -4588,46 +2780,10 @@
             <w:webHidden/>
           </w:rPr>
           <w:tab/>
-        </w:r>
-        <w:r>
-          <w:rPr>
-            <w:noProof/>
-            <w:webHidden/>
-          </w:rPr>
           <w:fldChar w:fldCharType="begin"/>
-        </w:r>
-        <w:r>
-          <w:rPr>
-            <w:noProof/>
-            <w:webHidden/>
-          </w:rPr>
           <w:instrText xml:space="preserve"> PAGEREF _Toc234267413 \h </w:instrText>
-        </w:r>
-        <w:r>
-          <w:rPr>
-            <w:noProof/>
-            <w:webHidden/>
-          </w:rPr>
-        </w:r>
-        <w:r>
-          <w:rPr>
-            <w:noProof/>
-            <w:webHidden/>
-          </w:rPr>
           <w:fldChar w:fldCharType="separate"/>
-        </w:r>
-        <w:r>
-          <w:rPr>
-            <w:noProof/>
-            <w:webHidden/>
-          </w:rPr>
           <w:t>51</w:t>
-        </w:r>
-        <w:r>
-          <w:rPr>
-            <w:noProof/>
-            <w:webHidden/>
-          </w:rPr>
           <w:fldChar w:fldCharType="end"/>
         </w:r>
       </w:hyperlink>
@@ -4660,46 +2816,10 @@
             <w:webHidden/>
           </w:rPr>
           <w:tab/>
-        </w:r>
-        <w:r>
-          <w:rPr>
-            <w:noProof/>
-            <w:webHidden/>
-          </w:rPr>
           <w:fldChar w:fldCharType="begin"/>
-        </w:r>
-        <w:r>
-          <w:rPr>
-            <w:noProof/>
-            <w:webHidden/>
-          </w:rPr>
           <w:instrText xml:space="preserve"> PAGEREF _Toc234267414 \h </w:instrText>
-        </w:r>
-        <w:r>
-          <w:rPr>
-            <w:noProof/>
-            <w:webHidden/>
-          </w:rPr>
-        </w:r>
-        <w:r>
-          <w:rPr>
-            <w:noProof/>
-            <w:webHidden/>
-          </w:rPr>
           <w:fldChar w:fldCharType="separate"/>
-        </w:r>
-        <w:r>
-          <w:rPr>
-            <w:noProof/>
-            <w:webHidden/>
-          </w:rPr>
           <w:t>54</w:t>
-        </w:r>
-        <w:r>
-          <w:rPr>
-            <w:noProof/>
-            <w:webHidden/>
-          </w:rPr>
           <w:fldChar w:fldCharType="end"/>
         </w:r>
       </w:hyperlink>
@@ -4732,46 +2852,10 @@
             <w:webHidden/>
           </w:rPr>
           <w:tab/>
-        </w:r>
-        <w:r>
-          <w:rPr>
-            <w:noProof/>
-            <w:webHidden/>
-          </w:rPr>
           <w:fldChar w:fldCharType="begin"/>
-        </w:r>
-        <w:r>
-          <w:rPr>
-            <w:noProof/>
-            <w:webHidden/>
-          </w:rPr>
           <w:instrText xml:space="preserve"> PAGEREF _Toc234267415 \h </w:instrText>
-        </w:r>
-        <w:r>
-          <w:rPr>
-            <w:noProof/>
-            <w:webHidden/>
-          </w:rPr>
-        </w:r>
-        <w:r>
-          <w:rPr>
-            <w:noProof/>
-            <w:webHidden/>
-          </w:rPr>
           <w:fldChar w:fldCharType="separate"/>
-        </w:r>
-        <w:r>
-          <w:rPr>
-            <w:noProof/>
-            <w:webHidden/>
-          </w:rPr>
           <w:t>63</w:t>
-        </w:r>
-        <w:r>
-          <w:rPr>
-            <w:noProof/>
-            <w:webHidden/>
-          </w:rPr>
           <w:fldChar w:fldCharType="end"/>
         </w:r>
       </w:hyperlink>
@@ -4811,11 +2895,7 @@
       </w:pPr>
       <w:r>
         <w:fldChar w:fldCharType="begin"/>
-      </w:r>
-      <w:r>
         <w:instrText>TOC \h \z \c "Tabla"</w:instrText>
-      </w:r>
-      <w:r>
         <w:fldChar w:fldCharType="separate"/>
       </w:r>
       <w:hyperlink w:anchor="_Toc234267416" w:history="1">
@@ -4832,46 +2912,10 @@
             <w:webHidden/>
           </w:rPr>
           <w:tab/>
-        </w:r>
-        <w:r>
-          <w:rPr>
-            <w:noProof/>
-            <w:webHidden/>
-          </w:rPr>
           <w:fldChar w:fldCharType="begin"/>
-        </w:r>
-        <w:r>
-          <w:rPr>
-            <w:noProof/>
-            <w:webHidden/>
-          </w:rPr>
           <w:instrText xml:space="preserve"> PAGEREF _Toc234267416 \h </w:instrText>
-        </w:r>
-        <w:r>
-          <w:rPr>
-            <w:noProof/>
-            <w:webHidden/>
-          </w:rPr>
-        </w:r>
-        <w:r>
-          <w:rPr>
-            <w:noProof/>
-            <w:webHidden/>
-          </w:rPr>
           <w:fldChar w:fldCharType="separate"/>
-        </w:r>
-        <w:r>
-          <w:rPr>
-            <w:noProof/>
-            <w:webHidden/>
-          </w:rPr>
           <w:t>10</w:t>
-        </w:r>
-        <w:r>
-          <w:rPr>
-            <w:noProof/>
-            <w:webHidden/>
-          </w:rPr>
           <w:fldChar w:fldCharType="end"/>
         </w:r>
       </w:hyperlink>
@@ -4904,46 +2948,10 @@
             <w:webHidden/>
           </w:rPr>
           <w:tab/>
-        </w:r>
-        <w:r>
-          <w:rPr>
-            <w:noProof/>
-            <w:webHidden/>
-          </w:rPr>
           <w:fldChar w:fldCharType="begin"/>
-        </w:r>
-        <w:r>
-          <w:rPr>
-            <w:noProof/>
-            <w:webHidden/>
-          </w:rPr>
           <w:instrText xml:space="preserve"> PAGEREF _Toc234267417 \h </w:instrText>
-        </w:r>
-        <w:r>
-          <w:rPr>
-            <w:noProof/>
-            <w:webHidden/>
-          </w:rPr>
-        </w:r>
-        <w:r>
-          <w:rPr>
-            <w:noProof/>
-            <w:webHidden/>
-          </w:rPr>
           <w:fldChar w:fldCharType="separate"/>
-        </w:r>
-        <w:r>
-          <w:rPr>
-            <w:noProof/>
-            <w:webHidden/>
-          </w:rPr>
           <w:t>15</w:t>
-        </w:r>
-        <w:r>
-          <w:rPr>
-            <w:noProof/>
-            <w:webHidden/>
-          </w:rPr>
           <w:fldChar w:fldCharType="end"/>
         </w:r>
       </w:hyperlink>
@@ -4976,46 +2984,10 @@
             <w:webHidden/>
           </w:rPr>
           <w:tab/>
-        </w:r>
-        <w:r>
-          <w:rPr>
-            <w:noProof/>
-            <w:webHidden/>
-          </w:rPr>
           <w:fldChar w:fldCharType="begin"/>
-        </w:r>
-        <w:r>
-          <w:rPr>
-            <w:noProof/>
-            <w:webHidden/>
-          </w:rPr>
           <w:instrText xml:space="preserve"> PAGEREF _Toc234267418 \h </w:instrText>
-        </w:r>
-        <w:r>
-          <w:rPr>
-            <w:noProof/>
-            <w:webHidden/>
-          </w:rPr>
-        </w:r>
-        <w:r>
-          <w:rPr>
-            <w:noProof/>
-            <w:webHidden/>
-          </w:rPr>
           <w:fldChar w:fldCharType="separate"/>
-        </w:r>
-        <w:r>
-          <w:rPr>
-            <w:noProof/>
-            <w:webHidden/>
-          </w:rPr>
           <w:t>18</w:t>
-        </w:r>
-        <w:r>
-          <w:rPr>
-            <w:noProof/>
-            <w:webHidden/>
-          </w:rPr>
           <w:fldChar w:fldCharType="end"/>
         </w:r>
       </w:hyperlink>
@@ -5048,46 +3020,10 @@
             <w:webHidden/>
           </w:rPr>
           <w:tab/>
-        </w:r>
-        <w:r>
-          <w:rPr>
-            <w:noProof/>
-            <w:webHidden/>
-          </w:rPr>
           <w:fldChar w:fldCharType="begin"/>
-        </w:r>
-        <w:r>
-          <w:rPr>
-            <w:noProof/>
-            <w:webHidden/>
-          </w:rPr>
           <w:instrText xml:space="preserve"> PAGEREF _Toc234267419 \h </w:instrText>
-        </w:r>
-        <w:r>
-          <w:rPr>
-            <w:noProof/>
-            <w:webHidden/>
-          </w:rPr>
-        </w:r>
-        <w:r>
-          <w:rPr>
-            <w:noProof/>
-            <w:webHidden/>
-          </w:rPr>
           <w:fldChar w:fldCharType="separate"/>
-        </w:r>
-        <w:r>
-          <w:rPr>
-            <w:noProof/>
-            <w:webHidden/>
-          </w:rPr>
           <w:t>20</w:t>
-        </w:r>
-        <w:r>
-          <w:rPr>
-            <w:noProof/>
-            <w:webHidden/>
-          </w:rPr>
           <w:fldChar w:fldCharType="end"/>
         </w:r>
       </w:hyperlink>
@@ -5120,46 +3056,10 @@
             <w:webHidden/>
           </w:rPr>
           <w:tab/>
-        </w:r>
-        <w:r>
-          <w:rPr>
-            <w:noProof/>
-            <w:webHidden/>
-          </w:rPr>
           <w:fldChar w:fldCharType="begin"/>
-        </w:r>
-        <w:r>
-          <w:rPr>
-            <w:noProof/>
-            <w:webHidden/>
-          </w:rPr>
           <w:instrText xml:space="preserve"> PAGEREF _Toc234267420 \h </w:instrText>
-        </w:r>
-        <w:r>
-          <w:rPr>
-            <w:noProof/>
-            <w:webHidden/>
-          </w:rPr>
-        </w:r>
-        <w:r>
-          <w:rPr>
-            <w:noProof/>
-            <w:webHidden/>
-          </w:rPr>
           <w:fldChar w:fldCharType="separate"/>
-        </w:r>
-        <w:r>
-          <w:rPr>
-            <w:noProof/>
-            <w:webHidden/>
-          </w:rPr>
           <w:t>23</w:t>
-        </w:r>
-        <w:r>
-          <w:rPr>
-            <w:noProof/>
-            <w:webHidden/>
-          </w:rPr>
           <w:fldChar w:fldCharType="end"/>
         </w:r>
       </w:hyperlink>
@@ -5192,46 +3092,10 @@
             <w:webHidden/>
           </w:rPr>
           <w:tab/>
-        </w:r>
-        <w:r>
-          <w:rPr>
-            <w:noProof/>
-            <w:webHidden/>
-          </w:rPr>
           <w:fldChar w:fldCharType="begin"/>
-        </w:r>
-        <w:r>
-          <w:rPr>
-            <w:noProof/>
-            <w:webHidden/>
-          </w:rPr>
           <w:instrText xml:space="preserve"> PAGEREF _Toc234267421 \h </w:instrText>
-        </w:r>
-        <w:r>
-          <w:rPr>
-            <w:noProof/>
-            <w:webHidden/>
-          </w:rPr>
-        </w:r>
-        <w:r>
-          <w:rPr>
-            <w:noProof/>
-            <w:webHidden/>
-          </w:rPr>
           <w:fldChar w:fldCharType="separate"/>
-        </w:r>
-        <w:r>
-          <w:rPr>
-            <w:noProof/>
-            <w:webHidden/>
-          </w:rPr>
           <w:t>25</w:t>
-        </w:r>
-        <w:r>
-          <w:rPr>
-            <w:noProof/>
-            <w:webHidden/>
-          </w:rPr>
           <w:fldChar w:fldCharType="end"/>
         </w:r>
       </w:hyperlink>
@@ -5264,46 +3128,10 @@
             <w:webHidden/>
           </w:rPr>
           <w:tab/>
-        </w:r>
-        <w:r>
-          <w:rPr>
-            <w:noProof/>
-            <w:webHidden/>
-          </w:rPr>
           <w:fldChar w:fldCharType="begin"/>
-        </w:r>
-        <w:r>
-          <w:rPr>
-            <w:noProof/>
-            <w:webHidden/>
-          </w:rPr>
           <w:instrText xml:space="preserve"> PAGEREF _Toc234267422 \h </w:instrText>
-        </w:r>
-        <w:r>
-          <w:rPr>
-            <w:noProof/>
-            <w:webHidden/>
-          </w:rPr>
-        </w:r>
-        <w:r>
-          <w:rPr>
-            <w:noProof/>
-            <w:webHidden/>
-          </w:rPr>
           <w:fldChar w:fldCharType="separate"/>
-        </w:r>
-        <w:r>
-          <w:rPr>
-            <w:noProof/>
-            <w:webHidden/>
-          </w:rPr>
           <w:t>27</w:t>
-        </w:r>
-        <w:r>
-          <w:rPr>
-            <w:noProof/>
-            <w:webHidden/>
-          </w:rPr>
           <w:fldChar w:fldCharType="end"/>
         </w:r>
       </w:hyperlink>
@@ -5336,46 +3164,10 @@
             <w:webHidden/>
           </w:rPr>
           <w:tab/>
-        </w:r>
-        <w:r>
-          <w:rPr>
-            <w:noProof/>
-            <w:webHidden/>
-          </w:rPr>
           <w:fldChar w:fldCharType="begin"/>
-        </w:r>
-        <w:r>
-          <w:rPr>
-            <w:noProof/>
-            <w:webHidden/>
-          </w:rPr>
           <w:instrText xml:space="preserve"> PAGEREF _Toc234267423 \h </w:instrText>
-        </w:r>
-        <w:r>
-          <w:rPr>
-            <w:noProof/>
-            <w:webHidden/>
-          </w:rPr>
-        </w:r>
-        <w:r>
-          <w:rPr>
-            <w:noProof/>
-            <w:webHidden/>
-          </w:rPr>
           <w:fldChar w:fldCharType="separate"/>
-        </w:r>
-        <w:r>
-          <w:rPr>
-            <w:noProof/>
-            <w:webHidden/>
-          </w:rPr>
           <w:t>34</w:t>
-        </w:r>
-        <w:r>
-          <w:rPr>
-            <w:noProof/>
-            <w:webHidden/>
-          </w:rPr>
           <w:fldChar w:fldCharType="end"/>
         </w:r>
       </w:hyperlink>
@@ -5408,46 +3200,10 @@
             <w:webHidden/>
           </w:rPr>
           <w:tab/>
-        </w:r>
-        <w:r>
-          <w:rPr>
-            <w:noProof/>
-            <w:webHidden/>
-          </w:rPr>
           <w:fldChar w:fldCharType="begin"/>
-        </w:r>
-        <w:r>
-          <w:rPr>
-            <w:noProof/>
-            <w:webHidden/>
-          </w:rPr>
           <w:instrText xml:space="preserve"> PAGEREF _Toc234267424 \h </w:instrText>
-        </w:r>
-        <w:r>
-          <w:rPr>
-            <w:noProof/>
-            <w:webHidden/>
-          </w:rPr>
-        </w:r>
-        <w:r>
-          <w:rPr>
-            <w:noProof/>
-            <w:webHidden/>
-          </w:rPr>
           <w:fldChar w:fldCharType="separate"/>
-        </w:r>
-        <w:r>
-          <w:rPr>
-            <w:noProof/>
-            <w:webHidden/>
-          </w:rPr>
           <w:t>36</w:t>
-        </w:r>
-        <w:r>
-          <w:rPr>
-            <w:noProof/>
-            <w:webHidden/>
-          </w:rPr>
           <w:fldChar w:fldCharType="end"/>
         </w:r>
       </w:hyperlink>
@@ -5480,46 +3236,10 @@
             <w:webHidden/>
           </w:rPr>
           <w:tab/>
-        </w:r>
-        <w:r>
-          <w:rPr>
-            <w:noProof/>
-            <w:webHidden/>
-          </w:rPr>
           <w:fldChar w:fldCharType="begin"/>
-        </w:r>
-        <w:r>
-          <w:rPr>
-            <w:noProof/>
-            <w:webHidden/>
-          </w:rPr>
           <w:instrText xml:space="preserve"> PAGEREF _Toc234267425 \h </w:instrText>
-        </w:r>
-        <w:r>
-          <w:rPr>
-            <w:noProof/>
-            <w:webHidden/>
-          </w:rPr>
-        </w:r>
-        <w:r>
-          <w:rPr>
-            <w:noProof/>
-            <w:webHidden/>
-          </w:rPr>
           <w:fldChar w:fldCharType="separate"/>
-        </w:r>
-        <w:r>
-          <w:rPr>
-            <w:noProof/>
-            <w:webHidden/>
-          </w:rPr>
           <w:t>38</w:t>
-        </w:r>
-        <w:r>
-          <w:rPr>
-            <w:noProof/>
-            <w:webHidden/>
-          </w:rPr>
           <w:fldChar w:fldCharType="end"/>
         </w:r>
       </w:hyperlink>
@@ -5552,46 +3272,10 @@
             <w:webHidden/>
           </w:rPr>
           <w:tab/>
-        </w:r>
-        <w:r>
-          <w:rPr>
-            <w:noProof/>
-            <w:webHidden/>
-          </w:rPr>
           <w:fldChar w:fldCharType="begin"/>
-        </w:r>
-        <w:r>
-          <w:rPr>
-            <w:noProof/>
-            <w:webHidden/>
-          </w:rPr>
           <w:instrText xml:space="preserve"> PAGEREF _Toc234267426 \h </w:instrText>
-        </w:r>
-        <w:r>
-          <w:rPr>
-            <w:noProof/>
-            <w:webHidden/>
-          </w:rPr>
-        </w:r>
-        <w:r>
-          <w:rPr>
-            <w:noProof/>
-            <w:webHidden/>
-          </w:rPr>
           <w:fldChar w:fldCharType="separate"/>
-        </w:r>
-        <w:r>
-          <w:rPr>
-            <w:noProof/>
-            <w:webHidden/>
-          </w:rPr>
           <w:t>40</w:t>
-        </w:r>
-        <w:r>
-          <w:rPr>
-            <w:noProof/>
-            <w:webHidden/>
-          </w:rPr>
           <w:fldChar w:fldCharType="end"/>
         </w:r>
       </w:hyperlink>
@@ -5624,46 +3308,10 @@
             <w:webHidden/>
           </w:rPr>
           <w:tab/>
-        </w:r>
-        <w:r>
-          <w:rPr>
-            <w:noProof/>
-            <w:webHidden/>
-          </w:rPr>
           <w:fldChar w:fldCharType="begin"/>
-        </w:r>
-        <w:r>
-          <w:rPr>
-            <w:noProof/>
-            <w:webHidden/>
-          </w:rPr>
           <w:instrText xml:space="preserve"> PAGEREF _Toc234267427 \h </w:instrText>
-        </w:r>
-        <w:r>
-          <w:rPr>
-            <w:noProof/>
-            <w:webHidden/>
-          </w:rPr>
-        </w:r>
-        <w:r>
-          <w:rPr>
-            <w:noProof/>
-            <w:webHidden/>
-          </w:rPr>
           <w:fldChar w:fldCharType="separate"/>
-        </w:r>
-        <w:r>
-          <w:rPr>
-            <w:noProof/>
-            <w:webHidden/>
-          </w:rPr>
           <w:t>42</w:t>
-        </w:r>
-        <w:r>
-          <w:rPr>
-            <w:noProof/>
-            <w:webHidden/>
-          </w:rPr>
           <w:fldChar w:fldCharType="end"/>
         </w:r>
       </w:hyperlink>
@@ -5696,46 +3344,10 @@
             <w:webHidden/>
           </w:rPr>
           <w:tab/>
-        </w:r>
-        <w:r>
-          <w:rPr>
-            <w:noProof/>
-            <w:webHidden/>
-          </w:rPr>
           <w:fldChar w:fldCharType="begin"/>
-        </w:r>
-        <w:r>
-          <w:rPr>
-            <w:noProof/>
-            <w:webHidden/>
-          </w:rPr>
           <w:instrText xml:space="preserve"> PAGEREF _Toc234267428 \h </w:instrText>
-        </w:r>
-        <w:r>
-          <w:rPr>
-            <w:noProof/>
-            <w:webHidden/>
-          </w:rPr>
-        </w:r>
-        <w:r>
-          <w:rPr>
-            <w:noProof/>
-            <w:webHidden/>
-          </w:rPr>
           <w:fldChar w:fldCharType="separate"/>
-        </w:r>
-        <w:r>
-          <w:rPr>
-            <w:noProof/>
-            <w:webHidden/>
-          </w:rPr>
           <w:t>44</w:t>
-        </w:r>
-        <w:r>
-          <w:rPr>
-            <w:noProof/>
-            <w:webHidden/>
-          </w:rPr>
           <w:fldChar w:fldCharType="end"/>
         </w:r>
       </w:hyperlink>
@@ -5768,46 +3380,10 @@
             <w:webHidden/>
           </w:rPr>
           <w:tab/>
-        </w:r>
-        <w:r>
-          <w:rPr>
-            <w:noProof/>
-            <w:webHidden/>
-          </w:rPr>
           <w:fldChar w:fldCharType="begin"/>
-        </w:r>
-        <w:r>
-          <w:rPr>
-            <w:noProof/>
-            <w:webHidden/>
-          </w:rPr>
           <w:instrText xml:space="preserve"> PAGEREF _Toc234267429 \h </w:instrText>
-        </w:r>
-        <w:r>
-          <w:rPr>
-            <w:noProof/>
-            <w:webHidden/>
-          </w:rPr>
-        </w:r>
-        <w:r>
-          <w:rPr>
-            <w:noProof/>
-            <w:webHidden/>
-          </w:rPr>
           <w:fldChar w:fldCharType="separate"/>
-        </w:r>
-        <w:r>
-          <w:rPr>
-            <w:noProof/>
-            <w:webHidden/>
-          </w:rPr>
           <w:t>46</w:t>
-        </w:r>
-        <w:r>
-          <w:rPr>
-            <w:noProof/>
-            <w:webHidden/>
-          </w:rPr>
           <w:fldChar w:fldCharType="end"/>
         </w:r>
       </w:hyperlink>
@@ -5840,46 +3416,10 @@
             <w:webHidden/>
           </w:rPr>
           <w:tab/>
-        </w:r>
-        <w:r>
-          <w:rPr>
-            <w:noProof/>
-            <w:webHidden/>
-          </w:rPr>
           <w:fldChar w:fldCharType="begin"/>
-        </w:r>
-        <w:r>
-          <w:rPr>
-            <w:noProof/>
-            <w:webHidden/>
-          </w:rPr>
           <w:instrText xml:space="preserve"> PAGEREF _Toc234267430 \h </w:instrText>
-        </w:r>
-        <w:r>
-          <w:rPr>
-            <w:noProof/>
-            <w:webHidden/>
-          </w:rPr>
-        </w:r>
-        <w:r>
-          <w:rPr>
-            <w:noProof/>
-            <w:webHidden/>
-          </w:rPr>
           <w:fldChar w:fldCharType="separate"/>
-        </w:r>
-        <w:r>
-          <w:rPr>
-            <w:noProof/>
-            <w:webHidden/>
-          </w:rPr>
           <w:t>47</w:t>
-        </w:r>
-        <w:r>
-          <w:rPr>
-            <w:noProof/>
-            <w:webHidden/>
-          </w:rPr>
           <w:fldChar w:fldCharType="end"/>
         </w:r>
       </w:hyperlink>
@@ -5912,46 +3452,10 @@
             <w:webHidden/>
           </w:rPr>
           <w:tab/>
-        </w:r>
-        <w:r>
-          <w:rPr>
-            <w:noProof/>
-            <w:webHidden/>
-          </w:rPr>
           <w:fldChar w:fldCharType="begin"/>
-        </w:r>
-        <w:r>
-          <w:rPr>
-            <w:noProof/>
-            <w:webHidden/>
-          </w:rPr>
           <w:instrText xml:space="preserve"> PAGEREF _Toc234267431 \h </w:instrText>
-        </w:r>
-        <w:r>
-          <w:rPr>
-            <w:noProof/>
-            <w:webHidden/>
-          </w:rPr>
-        </w:r>
-        <w:r>
-          <w:rPr>
-            <w:noProof/>
-            <w:webHidden/>
-          </w:rPr>
           <w:fldChar w:fldCharType="separate"/>
-        </w:r>
-        <w:r>
-          <w:rPr>
-            <w:noProof/>
-            <w:webHidden/>
-          </w:rPr>
           <w:t>48</w:t>
-        </w:r>
-        <w:r>
-          <w:rPr>
-            <w:noProof/>
-            <w:webHidden/>
-          </w:rPr>
           <w:fldChar w:fldCharType="end"/>
         </w:r>
       </w:hyperlink>
@@ -5984,46 +3488,10 @@
             <w:webHidden/>
           </w:rPr>
           <w:tab/>
-        </w:r>
-        <w:r>
-          <w:rPr>
-            <w:noProof/>
-            <w:webHidden/>
-          </w:rPr>
           <w:fldChar w:fldCharType="begin"/>
-        </w:r>
-        <w:r>
-          <w:rPr>
-            <w:noProof/>
-            <w:webHidden/>
-          </w:rPr>
           <w:instrText xml:space="preserve"> PAGEREF _Toc234267432 \h </w:instrText>
-        </w:r>
-        <w:r>
-          <w:rPr>
-            <w:noProof/>
-            <w:webHidden/>
-          </w:rPr>
-        </w:r>
-        <w:r>
-          <w:rPr>
-            <w:noProof/>
-            <w:webHidden/>
-          </w:rPr>
           <w:fldChar w:fldCharType="separate"/>
-        </w:r>
-        <w:r>
-          <w:rPr>
-            <w:noProof/>
-            <w:webHidden/>
-          </w:rPr>
           <w:t>49</w:t>
-        </w:r>
-        <w:r>
-          <w:rPr>
-            <w:noProof/>
-            <w:webHidden/>
-          </w:rPr>
           <w:fldChar w:fldCharType="end"/>
         </w:r>
       </w:hyperlink>
@@ -6056,46 +3524,10 @@
             <w:webHidden/>
           </w:rPr>
           <w:tab/>
-        </w:r>
-        <w:r>
-          <w:rPr>
-            <w:noProof/>
-            <w:webHidden/>
-          </w:rPr>
           <w:fldChar w:fldCharType="begin"/>
-        </w:r>
-        <w:r>
-          <w:rPr>
-            <w:noProof/>
-            <w:webHidden/>
-          </w:rPr>
           <w:instrText xml:space="preserve"> PAGEREF _Toc234267433 \h </w:instrText>
-        </w:r>
-        <w:r>
-          <w:rPr>
-            <w:noProof/>
-            <w:webHidden/>
-          </w:rPr>
-        </w:r>
-        <w:r>
-          <w:rPr>
-            <w:noProof/>
-            <w:webHidden/>
-          </w:rPr>
           <w:fldChar w:fldCharType="separate"/>
-        </w:r>
-        <w:r>
-          <w:rPr>
-            <w:noProof/>
-            <w:webHidden/>
-          </w:rPr>
           <w:t>50</w:t>
-        </w:r>
-        <w:r>
-          <w:rPr>
-            <w:noProof/>
-            <w:webHidden/>
-          </w:rPr>
           <w:fldChar w:fldCharType="end"/>
         </w:r>
       </w:hyperlink>
@@ -6128,46 +3560,10 @@
             <w:webHidden/>
           </w:rPr>
           <w:tab/>
-        </w:r>
-        <w:r>
-          <w:rPr>
-            <w:noProof/>
-            <w:webHidden/>
-          </w:rPr>
           <w:fldChar w:fldCharType="begin"/>
-        </w:r>
-        <w:r>
-          <w:rPr>
-            <w:noProof/>
-            <w:webHidden/>
-          </w:rPr>
           <w:instrText xml:space="preserve"> PAGEREF _Toc234267434 \h </w:instrText>
-        </w:r>
-        <w:r>
-          <w:rPr>
-            <w:noProof/>
-            <w:webHidden/>
-          </w:rPr>
-        </w:r>
-        <w:r>
-          <w:rPr>
-            <w:noProof/>
-            <w:webHidden/>
-          </w:rPr>
           <w:fldChar w:fldCharType="separate"/>
-        </w:r>
-        <w:r>
-          <w:rPr>
-            <w:noProof/>
-            <w:webHidden/>
-          </w:rPr>
           <w:t>53</w:t>
-        </w:r>
-        <w:r>
-          <w:rPr>
-            <w:noProof/>
-            <w:webHidden/>
-          </w:rPr>
           <w:fldChar w:fldCharType="end"/>
         </w:r>
       </w:hyperlink>
@@ -6200,46 +3596,10 @@
             <w:webHidden/>
           </w:rPr>
           <w:tab/>
-        </w:r>
-        <w:r>
-          <w:rPr>
-            <w:noProof/>
-            <w:webHidden/>
-          </w:rPr>
           <w:fldChar w:fldCharType="begin"/>
-        </w:r>
-        <w:r>
-          <w:rPr>
-            <w:noProof/>
-            <w:webHidden/>
-          </w:rPr>
           <w:instrText xml:space="preserve"> PAGEREF _Toc234267435 \h </w:instrText>
-        </w:r>
-        <w:r>
-          <w:rPr>
-            <w:noProof/>
-            <w:webHidden/>
-          </w:rPr>
-        </w:r>
-        <w:r>
-          <w:rPr>
-            <w:noProof/>
-            <w:webHidden/>
-          </w:rPr>
           <w:fldChar w:fldCharType="separate"/>
-        </w:r>
-        <w:r>
-          <w:rPr>
-            <w:noProof/>
-            <w:webHidden/>
-          </w:rPr>
           <w:t>57</w:t>
-        </w:r>
-        <w:r>
-          <w:rPr>
-            <w:noProof/>
-            <w:webHidden/>
-          </w:rPr>
           <w:fldChar w:fldCharType="end"/>
         </w:r>
       </w:hyperlink>
@@ -6272,46 +3632,10 @@
             <w:webHidden/>
           </w:rPr>
           <w:tab/>
-        </w:r>
-        <w:r>
-          <w:rPr>
-            <w:noProof/>
-            <w:webHidden/>
-          </w:rPr>
           <w:fldChar w:fldCharType="begin"/>
-        </w:r>
-        <w:r>
-          <w:rPr>
-            <w:noProof/>
-            <w:webHidden/>
-          </w:rPr>
           <w:instrText xml:space="preserve"> PAGEREF _Toc234267436 \h </w:instrText>
-        </w:r>
-        <w:r>
-          <w:rPr>
-            <w:noProof/>
-            <w:webHidden/>
-          </w:rPr>
-        </w:r>
-        <w:r>
-          <w:rPr>
-            <w:noProof/>
-            <w:webHidden/>
-          </w:rPr>
           <w:fldChar w:fldCharType="separate"/>
-        </w:r>
-        <w:r>
-          <w:rPr>
-            <w:noProof/>
-            <w:webHidden/>
-          </w:rPr>
           <w:t>61</w:t>
-        </w:r>
-        <w:r>
-          <w:rPr>
-            <w:noProof/>
-            <w:webHidden/>
-          </w:rPr>
           <w:fldChar w:fldCharType="end"/>
         </w:r>
       </w:hyperlink>
@@ -6339,10 +3663,7 @@
     </w:p>
     <w:p>
       <w:r>
-        <w:t>La planificación y análisis financiero (FP&amp;A) constituye una función estratégica central en las organizaciones, cuya efectividad depende de la capacidad de generar estimaciones precisas y confiables de variables económicas futuras. A pesar de su criticidad para el cierre contable, la detección temprana de desviaciones presupuestarias y la toma de decisiones directivas, la literatura especializada documenta que la selección de modelos de pronóstico en este dominio se realiza frecuentemente bajo criterios heu</w:t>
-      </w:r>
-      <w:r>
-        <w:t>rísticos, sin una evaluación cuantitativa sistemática de su desempeño real.</w:t>
+        <w:t>La planificación y análisis financiero (FP&amp;A) constituye una función estratégica central en las organizaciones, cuya efectividad depende de la capacidad de generar estimaciones precisas y confiables de variables económicas futuras. A pesar de su criticidad para el cierre contable, la detección temprana de desviaciones presupuestarias y la toma de decisiones directivas, la literatura especializada documenta que la selección de modelos de pronóstico en este dominio se realiza frecuentemente bajo criterios heurísticos, sin una evaluación cuantitativa sistemática de su desempeño real.</w:t>
       </w:r>
     </w:p>
     <w:p>
@@ -6379,10 +3700,7 @@
     </w:p>
     <w:p>
       <w:r>
-        <w:t>Los resultados muestran que ETS (AutoETS) obtiene el menor error en las seis métricas evaluadas, con un sMAPE medio del 10,0 % frente al 13,7 % del Seasonal Naïve (mejora de 3,7 puntos porcentuales; IC bootstrap al 95 %: [−4,52, −3,26] pp). Los métodos estadísticos clásicos superan en precisión y estabilidad a los modelos de machine learning y deep learning bajo las condiciones experimentales del dataset M4 Financial Monthly, resultado coherente con la literatura de benchmarking para series de longitud mode</w:t>
-      </w:r>
-      <w:r>
-        <w:t>rada. Con base en estos hallazgos se propone un framework de tres reglas operativas para la selección de modelos en entornos de FP&amp;A mensuales.</w:t>
+        <w:t>Los resultados muestran que ETS (AutoETS) obtiene el menor error en las seis métricas evaluadas, con un sMAPE medio del 10,0 % frente al 13,7 % del Seasonal Naïve (mejora de 3,7 puntos porcentuales; IC bootstrap al 95 %: [−4,52, −3,26] pp). Los métodos estadísticos clásicos superan en precisión y estabilidad a los modelos de machine learning y deep learning bajo las condiciones experimentales del dataset M4 Financial Monthly, resultado coherente con la literatura de benchmarking para series de longitud moderada. Con base en estos hallazgos se propone un framework de tres reglas operativas para la selección de modelos en entornos de FP&amp;A mensuales.</w:t>
       </w:r>
     </w:p>
     <w:p>
@@ -6414,18 +3732,12 @@
     </w:p>
     <w:p>
       <w:r>
-        <w:t xml:space="preserve">This study presents a comparative evaluation of forecast model families applied to monthly financial time series using a walk-forward temporal backtesting protocol. A modular, reproducible Python pipeline integrates classical statistical methods (Seasonal Naïve, ETS, Holt-Winters, SARIMA), gradient boosting algorithms (LightGBM), and deep learning architectures (MLP, N-BEATS). Performance is quantified using six metrics: statistical error metrics (MAE, RMSE, MAPE, sMAPE, MASE) and an economic impact metric </w:t>
-      </w:r>
-      <w:r>
-        <w:t>(WAPE). The experiment is conducted on a stratified subsample of 200 series from the M4 Financial Monthly dataset, applying up to five walk-forward folds per series (initial window: 54 months, forecast horizon: 18 months).</w:t>
-      </w:r>
-    </w:p>
-    <w:p>
-      <w:r>
-        <w:t>ETS achieved the lowest error across all six metrics (sMAPE = 10.0 % vs. 13.7 % for Seasonal Naïve), with all improvements statistically significant at the 95 % level (bootstrap percentile method, B = 1,000, N = 200 series; CI: [−4.52, −3.26] pp). Classical statistical methods outperformed machine learning and deep learning models under these experimental conditions, consistent with benchmarking literature for moderate-length series. A three-rule operational framework for model selection in FP&amp;A environment</w:t>
-      </w:r>
-      <w:r>
-        <w:t>s is proposed and validated against predefined success criteria.</w:t>
+        <w:t>This study presents a comparative evaluation of forecast model families applied to monthly financial time series using a walk-forward temporal backtesting protocol. A modular, reproducible Python pipeline integrates classical statistical methods (Seasonal Naïve, ETS, Holt-Winters, SARIMA), gradient boosting algorithms (LightGBM), and deep learning architectures (MLP, N-BEATS). Performance is quantified using six metrics: statistical error metrics (MAE, RMSE, MAPE, sMAPE, MASE) and an economic impact metric (WAPE). The experiment is conducted on a stratified subsample of 200 series from the M4 Financial Monthly dataset, applying up to five walk-forward folds per series (initial window: 54 months, forecast horizon: 18 months).</w:t>
+      </w:r>
+    </w:p>
+    <w:p>
+      <w:r>
+        <w:t>ETS achieved the lowest error across all six metrics (sMAPE = 10.0 % vs. 13.7 % for Seasonal Naïve), with all improvements statistically significant at the 95 % level (bootstrap percentile method, B = 1,000, N = 200 series; CI: [−4.52, −3.26] pp). Classical statistical methods outperformed machine learning and deep learning models under these experimental conditions, consistent with benchmarking literature for moderate-length series. A three-rule operational framework for model selection in FP&amp;A environments is proposed and validated against predefined success criteria.</w:t>
       </w:r>
     </w:p>
     <w:p>
@@ -6452,8 +3764,6 @@
     <w:p>
       <w:r>
         <w:t xml:space="preserve">El presente TFE aborda la problemática identificada en la introducción: la brecha entre la complejidad del dato financiero y la simplicidad de los métodos de pronóstico predominantes en </w:t>
-      </w:r>
-      <w:r>
         <w:lastRenderedPageBreak/>
         <w:t>FP&amp;A. Para cerrar esta brecha, el trabajo se estructura en tres componentes técnicos diferenciados que, individualmente, constituyen aportes sustanciales al campo de la inteligencia artificial aplicada a las finanzas corporativas.</w:t>
       </w:r>
@@ -7147,10 +4457,7 @@
     </w:p>
     <w:p>
       <w:r>
-        <w:t>En el dinámico entorno empresarial actual, la Planificación y Análisis Financiero (FP&amp;A) se ha consolidado como una de las funciones estratégicas centrales de las organizaciones, donde la capacidad de anticipar valores futuros es crítica para el cierre contable y la toma de decisiones directivas. Sin embargo, la literatura señala que muchas organizaciones siguen dependiendo de criterios heurísticos o métodos tradicionales que no logran capturar la complejidad y no-estacionariedad de las series temporales fi</w:t>
-      </w:r>
-      <w:r>
-        <w:t>nancieras (Hyndman y Athanasopoulos, 2021).</w:t>
+        <w:t>En el dinámico entorno empresarial actual, la Planificación y Análisis Financiero (FP&amp;A) se ha consolidado como una de las funciones estratégicas centrales de las organizaciones, donde la capacidad de anticipar valores futuros es crítica para el cierre contable y la toma de decisiones directivas. Sin embargo, la literatura señala que muchas organizaciones siguen dependiendo de criterios heurísticos o métodos tradicionales que no logran capturar la complejidad y no-estacionariedad de las series temporales financieras (Hyndman y Athanasopoulos, 2021).</w:t>
       </w:r>
     </w:p>
     <w:p>
@@ -7208,18 +4515,13 @@
     <w:p>
       <w:r>
         <w:t>El problema identificado reside en la desconexión existente entre la naturaleza de las series temporales financieras y las herramientas utilizadas para su proyección. Mientras que los da</w:t>
-      </w:r>
-      <w:r>
         <w:lastRenderedPageBreak/>
         <w:t>tos financieros modernos exhiben comportamientos no lineales, estacionalidades heterogéneas y una alta sensibilidad a variables externas, la práctica común en FP&amp;A suele basarse en criterios heurísticos o juicios subjetivos del analista. Esta dependencia de la “intuición experta” no solo limita la escalabilidad de los procesos, sino que introduce sesgos cognitivos que restan fiabilidad a las estimaciones (Armstrong, 2001).</w:t>
       </w:r>
     </w:p>
     <w:p>
       <w:r>
-        <w:t>Existen diferentes causas de este problema. En primer lugar, existe una resistencia técnica a abandonar modelos de suavizado exponencial o promedios móviles debido a su aparente simplicidad, ignorando que estos modelos fallan al capturar cambios estructurales en los datos (Hyndman y Athanasopoulos, 2021). En segundo lugar, la implementación de técnicas de aprendizaje automático en este dominio se ha visto frenada por la ausencia de protocolos de evaluación adecuados: la aplicación de validaciones cruzadas e</w:t>
-      </w:r>
-      <w:r>
-        <w:t>stándar (K-Fold) en series de tiempo es una causa recurrente de resultados espurios debido a la fuga de información, lo que genera una falsa confianza en modelos que luego fracasan en el entorno real (Bergmeir y Hyndman, 2012).</w:t>
+        <w:t>Existen diferentes causas de este problema. En primer lugar, existe una resistencia técnica a abandonar modelos de suavizado exponencial o promedios móviles debido a su aparente simplicidad, ignorando que estos modelos fallan al capturar cambios estructurales en los datos (Hyndman y Athanasopoulos, 2021). En segundo lugar, la implementación de técnicas de aprendizaje automático en este dominio se ha visto frenada por la ausencia de protocolos de evaluación adecuados: la aplicación de validaciones cruzadas estándar (K-Fold) en series de tiempo es una causa recurrente de resultados espurios debido a la fuga de información, lo que genera una falsa confianza en modelos que luego fracasan en el entorno real (Bergmeir y Hyndman, 2012).</w:t>
       </w:r>
     </w:p>
     <w:p>
@@ -7238,10 +4540,7 @@
     </w:p>
     <w:p>
       <w:r>
-        <w:t>La relevancia del problema es, en última instancia, económica. La incapacidad de prever con exactitud el flujo de caja o los ingresos se traduce en una gestión ineficiente del capital de trabajo. Un pronóstico impreciso obliga a las empresas a mantener reservas de liquidez improductivas o a incurrir en costes financieros elevados para cubrir déficits imprevistos. Al demostrar que la precisión técnica se traduce en una reducción de la varianza presupuestaria, este trabajo justifica la transición hacia una Pl</w:t>
-      </w:r>
-      <w:r>
-        <w:t>anificación Financiera más rigurosa, proporcionando una base cuantitativa para la toma de decisiones que afecta directamente la competitividad y estabilidad de la organización (Fildes et al., 2022).</w:t>
+        <w:t>La relevancia del problema es, en última instancia, económica. La incapacidad de prever con exactitud el flujo de caja o los ingresos se traduce en una gestión ineficiente del capital de trabajo. Un pronóstico impreciso obliga a las empresas a mantener reservas de liquidez improductivas o a incurrir en costes financieros elevados para cubrir déficits imprevistos. Al demostrar que la precisión técnica se traduce en una reducción de la varianza presupuestaria, este trabajo justifica la transición hacia una Planificación Financiera más rigurosa, proporcionando una base cuantitativa para la toma de decisiones que afecta directamente la competitividad y estabilidad de la organización (Fildes et al., 2022).</w:t>
       </w:r>
     </w:p>
     <w:p>
@@ -7257,8 +4556,6 @@
     <w:p>
       <w:r>
         <w:t xml:space="preserve">El núcleo problemático de este TFE se define como la persistente brecha entre la complejidad intrínseca del dato financiero y la simplicidad de los métodos de pronóstico predominantes </w:t>
-      </w:r>
-      <w:r>
         <w:lastRenderedPageBreak/>
         <w:t>en la industria. Mientras que las series temporales de FP&amp;A (ingresos, flujo de caja, gastos operativos) exhiben comportamientos no lineales, estacionalidades heterogéneas y alta sensibilidad a perturbaciones externas, las organizaciones siguen apoyándose principalmente en modelos lineales y heurísticas manuales (Hyndman y Athanasopoulos, 2021).</w:t>
       </w:r>
@@ -7683,10 +4980,7 @@
     </w:p>
     <w:p>
       <w:r>
-        <w:t>El presente capítulo sitúa el problema de investigación en su contexto operativo y teórico. En una primera parte se describe el entorno de la Planificación y Análisis Financiero (FP&amp;A) como función estratégica, las características que hacen especialmente difícil modelizar sus series temporales y la brecha metodológica que persiste en la práctica. En una segunda parte se revisa la evolución de los enfoques de pronóstico documentada en la literatura académica, desde los métodos estadísticos clásicos hasta los</w:t>
-      </w:r>
-      <w:r>
-        <w:t xml:space="preserve"> modelos fundacionales de última generación, con especial atención a las conclusiones que los propios autores extraen sobre las condiciones en que cada familia resulta más o menos adecuada. El capítulo cierra con una síntesis de las brechas identificadas que motivan directamente la contribución de este trabajo.</w:t>
+        <w:t>El presente capítulo sitúa el problema de investigación en su contexto operativo y teórico. En una primera parte se describe el entorno de la Planificación y Análisis Financiero (FP&amp;A) como función estratégica, las características que hacen especialmente difícil modelizar sus series temporales y la brecha metodológica que persiste en la práctica. En una segunda parte se revisa la evolución de los enfoques de pronóstico documentada en la literatura académica, desde los métodos estadísticos clásicos hasta los modelos fundacionales de última generación, con especial atención a las conclusiones que los propios autores extraen sobre las condiciones en que cada familia resulta más o menos adecuada. El capítulo cierra con una síntesis de las brechas identificadas que motivan directamente la contribución de este trabajo.</w:t>
       </w:r>
     </w:p>
     <w:p>
@@ -7701,13 +4995,7 @@
     </w:p>
     <w:p>
       <w:r>
-        <w:t>La Planificación y Análisis Financiero (FP&amp;A) es, en esencia, la función que traduce los objetivos estratégicos de una organización en planes financieros cuantificables y proporciona los análisis que orientan las decisiones ejecutivas (Armstrong, 2001). En la práctica, esto se materializa en ciclos recurrentes de estimación, seguimiento y revisión: el cierre contable mensual, momento en que se consolidan resultados históricos, se generan estimaciones de cuentas pendientes y se proyectan ingresos y gastos pa</w:t>
-      </w:r>
-      <w:r>
-        <w:t xml:space="preserve">ra el cierre fiscal, constituye quizá el ejemplo más representativo de esta función. Lo que hace que esta actividad sea especialmente exigente desde el punto de vista técnico es que sus consecuencias son inmediatas y directamente medibles en términos financieros. Una estimación baja de los ingresos puede obligar a la organización a recurrir a costosas líneas de crédito para cubrir obligaciones a corto plazo, mientras que una estimación alta inmoviliza liquidez en reservas improductivas (Petropoulos et al., </w:t>
-      </w:r>
-      <w:r>
-        <w:t>2022). El error de pronóstico no es solo un indicador de calidad técnica: tiene un coste real que se manifiesta directamente en la gestión del capital circulante.</w:t>
+        <w:t>La Planificación y Análisis Financiero (FP&amp;A) es, en esencia, la función que traduce los objetivos estratégicos de una organización en planes financieros cuantificables y proporciona los análisis que orientan las decisiones ejecutivas (Armstrong, 2001). En la práctica, esto se materializa en ciclos recurrentes de estimación, seguimiento y revisión: el cierre contable mensual, momento en que se consolidan resultados históricos, se generan estimaciones de cuentas pendientes y se proyectan ingresos y gastos para el cierre fiscal, constituye quizá el ejemplo más representativo de esta función. Lo que hace que esta actividad sea especialmente exigente desde el punto de vista técnico es que sus consecuencias son inmediatas y directamente medibles en términos financieros. Una estimación baja de los ingresos puede obligar a la organización a recurrir a costosas líneas de crédito para cubrir obligaciones a corto plazo, mientras que una estimación alta inmoviliza liquidez en reservas improductivas (Petropoulos et al., 2022). El error de pronóstico no es solo un indicador de calidad técnica: tiene un coste real que se manifiesta directamente en la gestión del capital circulante.</w:t>
       </w:r>
     </w:p>
     <w:p>
@@ -7970,18 +5258,13 @@
     <w:p>
       <w:r>
         <w:t xml:space="preserve">Frente a toda esta complejidad, la práctica habitual en FP&amp;A resulta llamativamente conservadora. Como documentó Armstrong (2001), la elección de los métodos de pronóstico suele </w:t>
-      </w:r>
-      <w:r>
         <w:lastRenderedPageBreak/>
         <w:t>basarse más en la costumbre o en la aparente simplicidad del método que en una verdadera evaluación empírica de su desempeño. Es frecuente encontrar organizaciones que siguen utilizando promedios móviles que ignoran las tendencias subyacentes, proyecciones lineales que asumen escenarios constantes, o simplemente el juicio del analista como recurso principal cuando los modelos cuantitativos no ofrecen una respuesta satisfactoria.</w:t>
       </w:r>
     </w:p>
     <w:p>
       <w:r>
-        <w:t>Esta desconexión tiene un precio que pocas veces se cuantifica con rigor. Cuando no existe un protocolo de backtesting adecuado, resulta prácticamente imposible medir cuál es el coste real de no adoptar modelos más sofisticados. Por su parte, Bergmeir y Hyndman (2012) demostraron que aplicar una validación cruzada estándar a series temporales suele arrojar estimaciones de desempeño entre un 20 % y un 30 % más favorables que los resultados reales en producción, lo que introduce una falsa confianza que refuer</w:t>
-      </w:r>
-      <w:r>
-        <w:t xml:space="preserve">za el </w:t>
+        <w:t xml:space="preserve">Esta desconexión tiene un precio que pocas veces se cuantifica con rigor. Cuando no existe un protocolo de backtesting adecuado, resulta prácticamente imposible medir cuál es el coste real de no adoptar modelos más sofisticados. Por su parte, Bergmeir y Hyndman (2012) demostraron que aplicar una validación cruzada estándar a series temporales suele arrojar estimaciones de desempeño entre un 20 % y un 30 % más favorables que los resultados reales en producción, lo que introduce una falsa confianza que refuerza el </w:t>
       </w:r>
       <w:r>
         <w:rPr>
@@ -8005,10 +5288,7 @@
     </w:p>
     <w:p>
       <w:r>
-        <w:t>La revisión que sigue no pretende ser un catálogo exhaustivo de técnicas, sino una lectura crítica de lo que la literatura académica ha concluido sobre cuándo, cómo y bajo qué condiciones cada familia de modelos aporta valor real en contextos de predicción de series temporales. El recorrido sigue un eje de complejidad creciente, desde los métodos estadísticos clásicos hasta los modelos fundacionales preentrenados, con especial atención a los hallazgos de los grandes benchmarks comparativos. La Tabla 4 ofrec</w:t>
-      </w:r>
-      <w:r>
-        <w:t>e una visión consolidada de estas familias.</w:t>
+        <w:t>La revisión que sigue no pretende ser un catálogo exhaustivo de técnicas, sino una lectura crítica de lo que la literatura académica ha concluido sobre cuándo, cómo y bajo qué condiciones cada familia de modelos aporta valor real en contextos de predicción de series temporales. El recorrido sigue un eje de complejidad creciente, desde los métodos estadísticos clásicos hasta los modelos fundacionales preentrenados, con especial atención a los hallazgos de los grandes benchmarks comparativos. La Tabla 4 ofrece una visión consolidada de estas familias.</w:t>
       </w:r>
     </w:p>
     <w:p>
@@ -8138,8 +5418,6 @@
           <w:p>
             <w:r>
               <w:t xml:space="preserve">Parsimonia paramétrica; robusto con series cortas; frecuentemente supera a modelos complejos </w:t>
-            </w:r>
-            <w:r>
               <w:lastRenderedPageBreak/>
               <w:t>en benchmarks con patrones regulares (Makridakis et al., 2022)</w:t>
             </w:r>
@@ -8153,8 +5431,6 @@
             <w:r>
               <w:lastRenderedPageBreak/>
               <w:t xml:space="preserve">Asume linealidad; no captura cambios estructurales ni dependencias no lineales </w:t>
-            </w:r>
-            <w:r>
               <w:lastRenderedPageBreak/>
               <w:t>(Hyndman y Athanasopoulos, 2021)</w:t>
             </w:r>
@@ -8326,8 +5602,6 @@
           <w:p>
             <w:r>
               <w:t xml:space="preserve">Los datos financieros corporativos requieren fine-tuning específico; sensibles a cambios de régimen </w:t>
-            </w:r>
-            <w:r>
               <w:lastRenderedPageBreak/>
               <w:t>(Rahimikia et al., 2025)</w:t>
             </w:r>
@@ -8346,13 +5620,7 @@
     </w:p>
     <w:p>
       <w:r>
-        <w:t>Los métodos de suavizamiento exponencial son el punto de partida más natural para entender cómo se extrae señal de una serie temporal. Su lógica es conceptualmente sencilla: asignar pesos decrecientes a las observaciones pasadas, de modo que los datos más recientes influyan más sobre el pronóstico que los más antiguos. A partir de esta idea básica, el método de Holt incorpora la tendencia lineal y Holt-Winters añade la estacionalidad, conformando una familia que logra representar fenómenos temporales comple</w:t>
-      </w:r>
-      <w:r>
-        <w:t>jos con muy pocos parámetros. Esta parsimonia es, al mismo tiempo, su mayor virtud y su principal limitación: facilita la calibración y la interpretación, pero impone una estructura que no puede capturar las interacciones más complejas de los datos financieros (Hyndman y Athanasopoulos, 2021). Los modelos ARIMA, sistematizados por Box y Jenkins, combinan una componente autorregresiva, un proceso de integración para estabilizar la media y una componente de media móvil; su extensión estacional SARIMA incorpor</w:t>
-      </w:r>
-      <w:r>
-        <w:t>a ciclos recurrentes.</w:t>
+        <w:t>Los métodos de suavizamiento exponencial son el punto de partida más natural para entender cómo se extrae señal de una serie temporal. Su lógica es conceptualmente sencilla: asignar pesos decrecientes a las observaciones pasadas, de modo que los datos más recientes influyan más sobre el pronóstico que los más antiguos. A partir de esta idea básica, el método de Holt incorpora la tendencia lineal y Holt-Winters añade la estacionalidad, conformando una familia que logra representar fenómenos temporales complejos con muy pocos parámetros. Esta parsimonia es, al mismo tiempo, su mayor virtud y su principal limitación: facilita la calibración y la interpretación, pero impone una estructura que no puede capturar las interacciones más complejas de los datos financieros (Hyndman y Athanasopoulos, 2021). Los modelos ARIMA, sistematizados por Box y Jenkins, combinan una componente autorregresiva, un proceso de integración para estabilizar la media y una componente de media móvil; su extensión estacional SARIMA incorpora ciclos recurrentes.</w:t>
       </w:r>
     </w:p>
     <w:p>
@@ -8399,8 +5667,6 @@
       </w:r>
       <w:r>
         <w:t xml:space="preserve">: diseñar rezagos de la variable objetivo, ventanas estadísticas móviles e indicadores de calendario. Sin embargo, Cerqueira et al. (2022) documentaron con claridad que el desempeño de estos algoritmos depende de manera </w:t>
-      </w:r>
-      <w:r>
         <w:lastRenderedPageBreak/>
         <w:t>crítica de la cantidad de datos disponibles: en series con menos de aproximadamente 500 observaciones, los métodos estadísticos clásicos los superan sistemáticamente.</w:t>
       </w:r>
@@ -8416,10 +5682,7 @@
         <w:t>deep learning</w:t>
       </w:r>
       <w:r>
-        <w:t xml:space="preserve"> estuvo protagonizado inicialmente por las arquitecturas recurrentes —LSTM y GRU—, que superaron las limitaciones de las redes tradicionales mediante </w:t>
-      </w:r>
-      <w:r>
-        <w:t xml:space="preserve">sistemas de compuertas capaces de retener información relevante a lo largo de secuencias largas (Lim y Zohren, 2021). Las arquitecturas basadas en transformers orientadas a secuencias largas, como Informer (Zhou et al., 2021), han mostrado resultados prometedores en horizontes extensos, aunque su ventaja se diluye en series mensuales de longitud moderada. Entre las propuestas de </w:t>
+        <w:t xml:space="preserve"> estuvo protagonizado inicialmente por las arquitecturas recurrentes —LSTM y GRU—, que superaron las limitaciones de las redes tradicionales mediante sistemas de compuertas capaces de retener información relevante a lo largo de secuencias largas (Lim y Zohren, 2021). Las arquitecturas basadas en transformers orientadas a secuencias largas, como Informer (Zhou et al., 2021), han mostrado resultados prometedores en horizontes extensos, aunque su ventaja se diluye en series mensuales de longitud moderada. Entre las propuestas de </w:t>
       </w:r>
       <w:r>
         <w:rPr>
@@ -8442,10 +5705,7 @@
         <w:t>zero-shot</w:t>
       </w:r>
       <w:r>
-        <w:t xml:space="preserve"> con datos financieros, y que solo los modelos preentrenados específicamente en datos financieros —como FinCast (Zhu et al., 2025)— logran mejoras sustanciales. Esta limitación es coherente con las propiedades de las series financieras descritas en la Tabla 3: la no-estacionariedad, la alta dimensionalidad y los cambios de régimen frecuentes no están bien representados en los corpus de preentrenamiento genéricos. Cabe subrayar que Chronos y FinCast no forman parte de la comparativa desarrollada en este trab</w:t>
-      </w:r>
-      <w:r>
-        <w:t>ajo; se mencionan exclusivamente como referencia de la frontera actual del campo.</w:t>
+        <w:t xml:space="preserve"> con datos financieros, y que solo los modelos preentrenados específicamente en datos financieros —como FinCast (Zhu et al., 2025)— logran mejoras sustanciales. Esta limitación es coherente con las propiedades de las series financieras descritas en la Tabla 3: la no-estacionariedad, la alta dimensionalidad y los cambios de régimen frecuentes no están bien representados en los corpus de preentrenamiento genéricos. Cabe subrayar que Chronos y FinCast no forman parte de la comparativa desarrollada en este trabajo; se mencionan exclusivamente como referencia de la frontera actual del campo.</w:t>
       </w:r>
     </w:p>
     <w:p>
@@ -8759,8 +6019,6 @@
           <w:p>
             <w:r>
               <w:t xml:space="preserve">Puede enmascarar errores en cuentas pequeñas si el volumen está dominado por pocas líneas </w:t>
-            </w:r>
-            <w:r>
               <w:lastRenderedPageBreak/>
               <w:t>(Makridakis et al., 2022)</w:t>
             </w:r>
@@ -8821,10 +6079,7 @@
     </w:p>
     <w:p>
       <w:r>
-        <w:t>Más allá de esta taxonomía estadística, Makridakis et al. (2025) señalan una desconexión crítica: minimizar cualquiera de estas métricas matemáticas no garantiza maximizar el valor para el negocio. Dos pronósticos pueden tener exactamente el mismo sMAPE, pero su impacto económico puede ser radicalmente distinto si los errores de uno se concentran en las cuentas de mayor volumen. Esta realidad hace necesario incorporar métricas orientadas al valor —como el WAPE— que permitan priorizar los esfuerzos de mejora</w:t>
-      </w:r>
-      <w:r>
-        <w:t xml:space="preserve"> donde el impacto financiero es efectivamente mayor.</w:t>
+        <w:t>Más allá de esta taxonomía estadística, Makridakis et al. (2025) señalan una desconexión crítica: minimizar cualquiera de estas métricas matemáticas no garantiza maximizar el valor para el negocio. Dos pronósticos pueden tener exactamente el mismo sMAPE, pero su impacto económico puede ser radicalmente distinto si los errores de uno se concentran en las cuentas de mayor volumen. Esta realidad hace necesario incorporar métricas orientadas al valor —como el WAPE— que permitan priorizar los esfuerzos de mejora donde el impacto financiero es efectivamente mayor.</w:t>
       </w:r>
     </w:p>
     <w:p>
@@ -8942,8 +6197,6 @@
           <w:p>
             <w:r>
               <w:t>Walk-forward garantiza que cada pronóstico usa única</w:t>
-            </w:r>
-            <w:r>
               <w:lastRenderedPageBreak/>
               <w:t>mente la información disponible en ese momento (Bergmeir y Hyndman, 2012)</w:t>
             </w:r>
@@ -9083,8 +6336,6 @@
       </w:r>
       <w:r>
         <w:t xml:space="preserve"> en series cortas con patrones regulares (Makridakis et al., 2022; Cerqueira et al., 2022), mientras que las arquitecturas de aprendizaje profundo pueden de</w:t>
-      </w:r>
-      <w:r>
         <w:lastRenderedPageBreak/>
         <w:t>mostrar ventajas en contextos de alta heterogeneidad. Esta contingencia implica que la selección del modelo no puede basarse en la reputación del algoritmo, sino en una evaluación empírica sobre las características concretas de la serie.</w:t>
       </w:r>
@@ -9590,17 +6841,9 @@
     </w:p>
     <w:p>
       <w:r>
-        <w:t xml:space="preserve">Se lleva a cabo una revisión bibliográfica estructurada en bases de datos académicas indexadas (Scopus, Web of Science, IEEE Xplore, Google Scholar). Los criterios de inclusión comprenden trabajos que aborden métodos de pronóstico de series temporales en contextos financieros o empresariales, esquemas de backtesting temporal y métricas de evaluación orientadas </w:t>
-      </w:r>
-      <w:r>
-        <w:t xml:space="preserve">al impacto económico. Como criterios de exclusión se descartaron los trabajos sin evaluación </w:t>
-      </w:r>
-      <w:r>
+        <w:t xml:space="preserve">Se lleva a cabo una revisión bibliográfica estructurada en bases de datos académicas indexadas (Scopus, Web of Science, IEEE Xplore, Google Scholar). Los criterios de inclusión comprenden trabajos que aborden métodos de pronóstico de series temporales en contextos financieros o empresariales, esquemas de backtesting temporal y métricas de evaluación orientadas al impacto económico. Como criterios de exclusión se descartaron los trabajos sin evaluación </w:t>
         <w:lastRenderedPageBreak/>
-        <w:t>empírica cuantitativa, los centrados en frecuencias intradiarias o de negociación de alta frecuencia —ajenas al ciclo mensual de FP&amp;A— y las publicaciones no arbitradas, con la excepción de preprints recientes sobre modelos fundacionales, incorporados por la novedad del área. Los resultados se sintetizan en la matriz comparativa de modelos, métricas y contextos de aplicación incluida en el Capítulo 2, que sirve como</w:t>
-      </w:r>
-      <w:r>
-        <w:t xml:space="preserve"> base para la selección definitiva de las arquitecturas a evaluar (Petropoulos et al., 2022).</w:t>
+        <w:t>empírica cuantitativa, los centrados en frecuencias intradiarias o de negociación de alta frecuencia —ajenas al ciclo mensual de FP&amp;A— y las publicaciones no arbitradas, con la excepción de preprints recientes sobre modelos fundacionales, incorporados por la novedad del área. Los resultados se sintetizan en la matriz comparativa de modelos, métricas y contextos de aplicación incluida en el Capítulo 2, que sirve como base para la selección definitiva de las arquitecturas a evaluar (Petropoulos et al., 2022).</w:t>
       </w:r>
     </w:p>
     <w:p>
@@ -9616,10 +6859,7 @@
     </w:p>
     <w:p>
       <w:r>
-        <w:t>Se recopila el conjunto de series temporales financieras mensuales correspondiente al experimento. Esta fase comprende la descarga del conjunto M4 Financial Monthly (Makridakis et al., 2020), la aplicación del umbral de filtrado (≥ 72 meses), la normalización del formato y el análisis exploratorio descriptivo. Dicho análisis incluye la caracterización estadística de las longitudes de serie y la verificación del cumplimiento del umbral mínimo. Dado que el conjunto M4 no incluye etiquetas por tipo de cuenta c</w:t>
-      </w:r>
-      <w:r>
-        <w:t xml:space="preserve">ontable, el análisis desagregado se realiza por decil de volumen absoluto de la serie, como </w:t>
+        <w:t xml:space="preserve">Se recopila el conjunto de series temporales financieras mensuales correspondiente al experimento. Esta fase comprende la descarga del conjunto M4 Financial Monthly (Makridakis et al., 2020), la aplicación del umbral de filtrado (≥ 72 meses), la normalización del formato y el análisis exploratorio descriptivo. Dicho análisis incluye la caracterización estadística de las longitudes de serie y la verificación del cumplimiento del umbral mínimo. Dado que el conjunto M4 no incluye etiquetas por tipo de cuenta contable, el análisis desagregado se realiza por decil de volumen absoluto de la serie, como </w:t>
       </w:r>
       <w:r>
         <w:rPr>
@@ -9637,10 +6877,7 @@
         <w:t>walk-forward</w:t>
       </w:r>
       <w:r>
-        <w:t xml:space="preserve"> aplicado sobre modelos con selección automática de componentes (en particular, AutoARIMA) determinó que la submuestra final se redujera a N = 200 series, manteniendo la estratificación proporcional por cuartiles de longitud y la semilla fija (SEED = 42) para garantizar la reproducibilidad. Esta reducción no compromete la validez del experimento, dado que las 200 series conservan la representatividad del conjunto M4 Financial por construcción; sí implica una limitación en la generalización de los resultados</w:t>
-      </w:r>
-      <w:r>
-        <w:t>, que queda recogida en el Capítulo 6.</w:t>
+        <w:t xml:space="preserve"> aplicado sobre modelos con selección automática de componentes (en particular, AutoARIMA) determinó que la submuestra final se redujera a N = 200 series, manteniendo la estratificación proporcional por cuartiles de longitud y la semilla fija (SEED = 42) para garantizar la reproducibilidad. Esta reducción no compromete la validez del experimento, dado que las 200 series conservan la representatividad del conjunto M4 Financial por construcción; sí implica una limitación en la generalización de los resultados, que queda recogida en el Capítulo 6.</w:t>
       </w:r>
     </w:p>
     <w:p>
@@ -9675,8 +6912,6 @@
       </w:r>
       <w:r>
         <w:t xml:space="preserve">, definiendo los parámetros clave: tamaño mínimo de la ventana de entrenamiento (54 meses), horizonte de pronóstico (18 meses) y desplazamiento entre iteraciones (12 meses). La implementación garantiza que, en ninguna iteración, los datos del período de evaluación sean accesibles durante el ajuste del modelo. El módulo incluye una función de verificación </w:t>
-      </w:r>
-      <w:r>
         <w:lastRenderedPageBreak/>
         <w:t xml:space="preserve">automática de ausencia de fuga de datos que comprueba la disyunción de los índices de entrenamiento y evaluación en cada </w:t>
       </w:r>
@@ -9879,14 +7114,8 @@
       <w:bookmarkStart w:id="26" w:name="_Toc234267423"/>
       <w:r>
         <w:t xml:space="preserve">Tabla </w:t>
-      </w:r>
-      <w:r>
         <w:fldChar w:fldCharType="begin"/>
-      </w:r>
-      <w:r>
         <w:instrText xml:space="preserve"> SEQ Tabla \* ARABIC </w:instrText>
-      </w:r>
-      <w:r>
         <w:fldChar w:fldCharType="separate"/>
       </w:r>
       <w:r>
@@ -9897,8 +7126,6 @@
       </w:r>
       <w:r>
         <w:fldChar w:fldCharType="end"/>
-      </w:r>
-      <w:r>
         <w:t>. Trazabilidad entre objetivos específicos, fases metodológicas, entregables y resultados.</w:t>
       </w:r>
       <w:bookmarkEnd w:id="26"/>
@@ -10355,10 +7582,7 @@
     </w:p>
     <w:p>
       <w:r>
-        <w:t>El presente capítulo describe el trabajo previo realizado para definir el diseño experimental de la comparativa, incluyendo la selección y caracterización del conjunto de datos, la identificación de las arquitecturas a evaluar, los criterios de éxito adoptados, las métricas de evaluación y el protocolo de validación temporal que garantiza la validez metodológica de los resultados. Las decisiones aquí documentadas son la concreción operativa de los objetivos específicos formulados en el Capítulo 3 y el punto</w:t>
-      </w:r>
-      <w:r>
-        <w:t xml:space="preserve"> de partida necesario para interpretar correctamente los resultados que se presentan en el Capítulo 5.</w:t>
+        <w:t>El presente capítulo describe el trabajo previo realizado para definir el diseño experimental de la comparativa, incluyendo la selección y caracterización del conjunto de datos, la identificación de las arquitecturas a evaluar, los criterios de éxito adoptados, las métricas de evaluación y el protocolo de validación temporal que garantiza la validez metodológica de los resultados. Las decisiones aquí documentadas son la concreción operativa de los objetivos específicos formulados en el Capítulo 3 y el punto de partida necesario para interpretar correctamente los resultados que se presentan en el Capítulo 5.</w:t>
       </w:r>
     </w:p>
     <w:p>
@@ -10373,25 +7597,17 @@
     </w:p>
     <w:p>
       <w:r>
-        <w:t>El problema central que motiva esta comparativa —documentado en los capítulos anteriores— es la ausencia de marcos de evaluación cuantitativos que permitan seleccionar modelos de pronóstico en entornos de FP&amp;A con base en criterios objetivos y reproducibles. Para abordarlo de forma rigurosa, el trabajo previo consistió en tres actividades: una revisión sistemática de la literatura para identificar las familias de modelos con mayor representación en benchmarks comparativos de series temporales financieras; u</w:t>
-      </w:r>
-      <w:r>
-        <w:t>n análisis exploratorio del conjunto de datos seleccionado para caracterizar las series disponibles y determinar los parámetros del experimento; y la definición del protocolo de validación temporal que garantiza la comparabilidad de los resultados.</w:t>
-      </w:r>
-    </w:p>
-    <w:p>
-      <w:r>
-        <w:t>La revisión de la literatura —desarrollada en detalle en el Capítulo 2— permitió identificar cuatro familias de modelos que representan niveles de complejidad algorítmica bien diferenciados. Esta taxonomía de complejidad creciente estructura el diseño del experimento: no se busca evaluar el mayor número posible de modelos, sino representar cada nivel con los algoritmos más representativos de su familia, de modo que los resultados permitan extraer conclusiones sobre la relación entre complejidad y valor en F</w:t>
-      </w:r>
-      <w:r>
-        <w:t>P&amp;A.</w:t>
+        <w:t>El problema central que motiva esta comparativa —documentado en los capítulos anteriores— es la ausencia de marcos de evaluación cuantitativos que permitan seleccionar modelos de pronóstico en entornos de FP&amp;A con base en criterios objetivos y reproducibles. Para abordarlo de forma rigurosa, el trabajo previo consistió en tres actividades: una revisión sistemática de la literatura para identificar las familias de modelos con mayor representación en benchmarks comparativos de series temporales financieras; un análisis exploratorio del conjunto de datos seleccionado para caracterizar las series disponibles y determinar los parámetros del experimento; y la definición del protocolo de validación temporal que garantiza la comparabilidad de los resultados.</w:t>
+      </w:r>
+    </w:p>
+    <w:p>
+      <w:r>
+        <w:t>La revisión de la literatura —desarrollada en detalle en el Capítulo 2— permitió identificar cuatro familias de modelos que representan niveles de complejidad algorítmica bien diferenciados. Esta taxonomía de complejidad creciente estructura el diseño del experimento: no se busca evaluar el mayor número posible de modelos, sino representar cada nivel con los algoritmos más representativos de su familia, de modo que los resultados permitan extraer conclusiones sobre la relación entre complejidad y valor en FP&amp;A.</w:t>
       </w:r>
     </w:p>
     <w:p>
       <w:r>
         <w:t xml:space="preserve">El análisis exploratorio del conjunto de datos reveló una heterogeneidad considerable en la longitud de las series disponibles. Esta variabilidad tiene implicaciones directas para el diseño del protocolo de backtesting: series demasiado cortas no proporcionan suficientes iteraciones walk-forward para analizar la estabilidad temporal del desempeño. El umbral de 72 meses </w:t>
-      </w:r>
-      <w:r>
         <w:lastRenderedPageBreak/>
         <w:t>como longitud mínima de inclusión responde precisamente a esta consideración, garantizando al menos cuatro iteraciones de evaluación independientes bajo el protocolo adoptado.</w:t>
       </w:r>
@@ -10417,10 +7633,7 @@
         <w:t>curation</w:t>
       </w:r>
       <w:r>
-        <w:t xml:space="preserve"> y que los resultados son comparables con los de otros estudios que utilizan el mismo benchmark (Makridakis et al., 2020). En segundo lugar, la categoría financiera mensual es la más representativa del contexto de FP&amp;A en términos de frecuencia temporal y naturaleza de las variables. En tercer lugar, el volumen de series disponibles tras el filtrado permite obtener estimaciones de desempeño estadísticamente robustas y analizar el comportamiento de los modelos en distintos segmentos. La Tabla 9 recoge las ca</w:t>
-      </w:r>
-      <w:r>
-        <w:t>racterísticas principales del conjunto de datos.</w:t>
+        <w:t xml:space="preserve"> y que los resultados son comparables con los de otros estudios que utilizan el mismo benchmark (Makridakis et al., 2020). En segundo lugar, la categoría financiera mensual es la más representativa del contexto de FP&amp;A en términos de frecuencia temporal y naturaleza de las variables. En tercer lugar, el volumen de series disponibles tras el filtrado permite obtener estimaciones de desempeño estadísticamente robustas y analizar el comportamiento de los modelos en distintos segmentos. La Tabla 9 recoge las características principales del conjunto de datos.</w:t>
       </w:r>
     </w:p>
     <w:p>
@@ -10682,10 +7895,7 @@
         <w:t>Limitación relevante.</w:t>
       </w:r>
       <w:r>
-        <w:t xml:space="preserve"> Las series del M4 no están etiquetadas por tipo de cuenta contable, lo que impide el análisis de contribución al error por categoría contable en el sentido estricto que se plantea en la literatura de FP&amp;A. Como alternativa metodológica, el análisis desagregado se realiza por decil de volumen absoluto de la serie, que es un proxy razonable del impacto financiero relativo de cada error de pronóstico. Esta decisión queda documentada como una limitación del trabajo y como una línea de extensión futura con dato</w:t>
-      </w:r>
-      <w:r>
-        <w:t>s de origen organizacional real.</w:t>
+        <w:t xml:space="preserve"> Las series del M4 no están etiquetadas por tipo de cuenta contable, lo que impide el análisis de contribución al error por categoría contable en el sentido estricto que se plantea en la literatura de FP&amp;A. Como alternativa metodológica, el análisis desagregado se realiza por decil de volumen absoluto de la serie, que es un proxy razonable del impacto financiero relativo de cada error de pronóstico. Esta decisión queda documentada como una limitación del trabajo y como una línea de extensión futura con datos de origen organizacional real.</w:t>
       </w:r>
     </w:p>
     <w:p>
@@ -10713,12 +7923,6 @@
           <w:sz w:val="20"/>
         </w:rPr>
         <w:t xml:space="preserve">SEED = </w:t>
-      </w:r>
-      <w:r>
-        <w:rPr>
-          <w:rFonts w:ascii="Courier New" w:hAnsi="Courier New"/>
-          <w:sz w:val="20"/>
-        </w:rPr>
         <w:lastRenderedPageBreak/>
         <w:t>42</w:t>
       </w:r>
@@ -11050,8 +8254,6 @@
           <w:p>
             <w:r>
               <w:t xml:space="preserve">Versión extendida con estacionalidad explícita (Hyndman y </w:t>
-            </w:r>
-            <w:r>
               <w:lastRenderedPageBreak/>
               <w:t>Athanasopoulos, 2021)</w:t>
             </w:r>
@@ -11286,8 +8488,6 @@
           <w:p>
             <w:r>
               <w:t xml:space="preserve">Arquitectura nativa de series temporales con interpretabilidad </w:t>
-            </w:r>
-            <w:r>
               <w:lastRenderedPageBreak/>
               <w:t>estructural (Oreshkin et al., 2020)</w:t>
             </w:r>
@@ -11338,10 +8538,7 @@
         <w:t>global forecasting</w:t>
       </w:r>
       <w:r>
-        <w:t>, es decir, un único modelo entrenado simultáneamente con todas las series disponibles, tratando cada ventana temporal de cada serie como una muestra independiente. Este enfoque permite que los modelos aprendan patrones compartidos entre series, lo que ha demostrado ser especialmente ventajoso cuando el número de series es grande (Januschowski et al., 2020). La comparación entre modelos locales (Seasonal Naïve, ETS, Holt-Winters, SARIMA) y modelos globales (LightGBM, MLP, N-BEATS) es, en sí misma, una de la</w:t>
-      </w:r>
-      <w:r>
-        <w:t>s dimensiones de análisis del experimento.</w:t>
+        <w:t>, es decir, un único modelo entrenado simultáneamente con todas las series disponibles, tratando cada ventana temporal de cada serie como una muestra independiente. Este enfoque permite que los modelos aprendan patrones compartidos entre series, lo que ha demostrado ser especialmente ventajoso cuando el número de series es grande (Januschowski et al., 2020). La comparación entre modelos locales (Seasonal Naïve, ETS, Holt-Winters, SARIMA) y modelos globales (LightGBM, MLP, N-BEATS) es, en sí misma, una de las dimensiones de análisis del experimento.</w:t>
       </w:r>
     </w:p>
     <w:p>
@@ -11723,8 +8920,6 @@
     <w:p>
       <w:r>
         <w:t xml:space="preserve">La elección de la métrica de error condiciona qué pronóstico resulta óptimo (Kolassa, 2022); la adopción del sMAPE como métrica principal de comparación responde a su condición de estándar en la competición M4, lo que permite contrastar los resultados de este trabajo con los reportados en la literatura de referencia. Sin embargo, el análisis no se limita a esta métrica: el MASE completa la perspectiva estadística con una referencia explícita al modelo naïve </w:t>
-      </w:r>
-      <w:r>
         <w:lastRenderedPageBreak/>
         <w:t>estacional, mientras que el WAPE introduce la dimensión económica que diferencia el enfoque de este trabajo. Esta combinación permite responder a preguntas distintas: ¿qué modelo comete menos error en promedio?, ¿qué modelo supera de forma más consistente al baseline simple?, y ¿qué modelo reduce el error donde el impacto financiero es mayor?</w:t>
       </w:r>
@@ -12324,13 +9519,7 @@
     </w:p>
     <w:p>
       <w:r>
-        <w:t>Estos criterios no son umbrales absolutos derivados de la teoría, sino referencias operativas construidas a partir de los resultados reportados en benchmarks comparables (Makridakis et al., 2022). Dos de ellos merecen una mención específica. En primer lugar, el criterio de estabilidad temporal (CV del sMAPE &lt; 25 %) responde a una necesidad propia del contexto de FP&amp;A que los benchmarks convencionales rara vez abordan: un modelo que produce estimaciones excelentes en algunos períodos pero se deteriora en otr</w:t>
-      </w:r>
-      <w:r>
-        <w:t>os tiene un valor práctico limitado porque los analistas no pueden confiar en él de forma sistemática. Este umbral tiene carácter aspiracional: la heterogeneidad del conjunto M4 Financial —que agrupa series macroeconómicas y financieras de naturaleza diversa— tiende a producir coeficientes de variación elevados aunque el modelo sea robusto en series más homogéneas, propias de un único dominio contable corporativo; por tanto, su incumplimiento debe interpretarse en este contexto y no como evidencia de inesta</w:t>
-      </w:r>
-      <w:r>
-        <w:t>bilidad sistemática (Hyndman y Athanasopoulos, 2021). En segundo lugar, el criterio de significación estadística exige que la ventaja observada sea consistente en la mayoría de folds, evitando que diferencias puntuales en un único período se interpreten como superioridad sistemática del modelo más complejo.</w:t>
+        <w:t>Estos criterios no son umbrales absolutos derivados de la teoría, sino referencias operativas construidas a partir de los resultados reportados en benchmarks comparables (Makridakis et al., 2022). Dos de ellos merecen una mención específica. En primer lugar, el criterio de estabilidad temporal (CV del sMAPE &lt; 25 %) responde a una necesidad propia del contexto de FP&amp;A que los benchmarks convencionales rara vez abordan: un modelo que produce estimaciones excelentes en algunos períodos pero se deteriora en otros tiene un valor práctico limitado porque los analistas no pueden confiar en él de forma sistemática. Este umbral tiene carácter aspiracional: la heterogeneidad del conjunto M4 Financial —que agrupa series macroeconómicas y financieras de naturaleza diversa— tiende a producir coeficientes de variación elevados aunque el modelo sea robusto en series más homogéneas, propias de un único dominio contable corporativo; por tanto, su incumplimiento debe interpretarse en este contexto y no como evidencia de inestabilidad sistemática (Hyndman y Athanasopoulos, 2021). En segundo lugar, el criterio de significación estadística exige que la ventaja observada sea consistente en la mayoría de folds, evitando que diferencias puntuales en un único período se interpreten como superioridad sistemática del modelo más complejo.</w:t>
       </w:r>
     </w:p>
     <w:p>
@@ -12400,10 +9589,7 @@
     </w:p>
     <w:p>
       <w:r>
-        <w:t>Los modelos estadísticos locales (Seasonal Naïve, ETS, Holt-Winters, SARIMA) se ajustaron de forma independiente en cada fold de cada serie. Los modelos globales (LightGBM, MLP, N-BEATS) entrenaron un único modelo por fold sobre todas las series disponibles en ese fold y evaluaron la predicción de forma individual. La submuestra evaluada comprende 200 series estratificadas, tamaño reducido desde las 400 planificadas por restricciones de coste computacional, según se justificó en la metodología. El entorno d</w:t>
-      </w:r>
-      <w:r>
-        <w:t xml:space="preserve">e ejecución fue Python 3.13 en CPU (sin aceleración GPU), con las versiones de librerías especificadas en </w:t>
+        <w:t xml:space="preserve">Los modelos estadísticos locales (Seasonal Naïve, ETS, Holt-Winters, SARIMA) se ajustaron de forma independiente en cada fold de cada serie. Los modelos globales (LightGBM, MLP, N-BEATS) entrenaron un único modelo por fold sobre todas las series disponibles en ese fold y evaluaron la predicción de forma individual. La submuestra evaluada comprende 200 series estratificadas, tamaño reducido desde las 400 planificadas por restricciones de coste computacional, según se justificó en la metodología. El entorno de ejecución fue Python 3.13 en CPU (sin aceleración GPU), con las versiones de librerías especificadas en </w:t>
       </w:r>
       <w:r>
         <w:rPr>
@@ -13924,10 +11110,7 @@
     </w:p>
     <w:p>
       <w:r>
-        <w:t>Con el fin de corroborar estadísticamente la superioridad observada en la Tabla 15, se aplicó un test de bootstrap percentil (Efron &amp; Tibshirani, 1993) sobre las diferencias pareadas por serie entre cada modelo y el baseline Seasonal Naïve. La unidad de remuestreo es la serie (N = 200), con B = 1 000 remuestras y nivel de significación α = 0,05 (bilateral). La Tabla 16 presenta las diferencias medias en sMAPE y los intervalos de confianza al 95 %. Conviene precisar la convención de signos: en la Tabla 15 la</w:t>
-      </w:r>
-      <w:r>
-        <w:t xml:space="preserve"> columna Δ se define como sMAPE(SNaive) − sMAPE(modelo), de modo que los valores positivos indican mejora; en la Tabla 16 la diferencia se define como sMAPE(modelo) − sMAPE(SNaive), por lo que la mejora corresponde a valores negativos. Ambas convenciones se explicitan al pie de cada tabla.</w:t>
+        <w:t>Con el fin de corroborar estadísticamente la superioridad observada en la Tabla 15, se aplicó un test de bootstrap percentil (Efron &amp; Tibshirani, 1993) sobre las diferencias pareadas por serie entre cada modelo y el baseline Seasonal Naïve. La unidad de remuestreo es la serie (N = 200), con B = 1 000 remuestras y nivel de significación α = 0,05 (bilateral). La Tabla 16 presenta las diferencias medias en sMAPE y los intervalos de confianza al 95 %. Conviene precisar la convención de signos: en la Tabla 15 la columna Δ se define como sMAPE(SNaive) − sMAPE(modelo), de modo que los valores positivos indican mejora; en la Tabla 16 la diferencia se define como sMAPE(modelo) − sMAPE(SNaive), por lo que la mejora corresponde a valores negativos. Ambas convenciones se explicitan al pie de cada tabla.</w:t>
       </w:r>
     </w:p>
     <w:p>
@@ -15059,14 +12242,8 @@
       <w:bookmarkStart w:id="54" w:name="_Toc234267434"/>
       <w:r>
         <w:t xml:space="preserve">Tabla </w:t>
-      </w:r>
-      <w:r>
         <w:fldChar w:fldCharType="begin"/>
-      </w:r>
-      <w:r>
         <w:instrText xml:space="preserve"> SEQ Tabla \* ARABIC </w:instrText>
-      </w:r>
-      <w:r>
         <w:fldChar w:fldCharType="separate"/>
       </w:r>
       <w:r>
@@ -15077,8 +12254,6 @@
       </w:r>
       <w:r>
         <w:fldChar w:fldCharType="end"/>
-      </w:r>
-      <w:r>
         <w:t>. Cumplimiento de los criterios de éxito predefinidos.</w:t>
       </w:r>
       <w:bookmarkEnd w:id="54"/>
@@ -15491,10 +12666,7 @@
     </w:p>
     <w:p>
       <w:r>
-        <w:t xml:space="preserve">El resultado más llamativo de la comparativa es que los métodos estadísticos clásicos (media sMAPE: 10.662%) superan a los modelos de machine learning y deep learning (media sMAPE: 11.967%). Este resultado no es sorprendente a la luz de la literatura revisada: Cerqueira et al. (2022) documentaron que en series con menos de aproximadamente 500 observaciones —rango habitual en FP&amp;A mensual— los métodos estadísticos clásicos superan sistemáticamente al machine learning. La mediana de longitud de las series de </w:t>
-      </w:r>
-      <w:r>
-        <w:t>la submuestra ( 175 meses) se encuentra dentro de ese rango crítico donde la parsimonia de los modelos estadísticos supone una ventaja real frente a la mayor capacidad expresiva de los modelos globales.</w:t>
+        <w:t>El resultado más llamativo de la comparativa es que los métodos estadísticos clásicos (media sMAPE: 10.662%) superan a los modelos de machine learning y deep learning (media sMAPE: 11.967%). Este resultado no es sorprendente a la luz de la literatura revisada: Cerqueira et al. (2022) documentaron que en series con menos de aproximadamente 500 observaciones —rango habitual en FP&amp;A mensual— los métodos estadísticos clásicos superan sistemáticamente al machine learning. La mediana de longitud de las series de la submuestra ( 175 meses) se encuentra dentro de ese rango crítico donde la parsimonia de los modelos estadísticos supone una ventaja real frente a la mayor capacidad expresiva de los modelos globales.</w:t>
       </w:r>
     </w:p>
     <w:p>
@@ -15618,10 +12790,7 @@
     </w:p>
     <w:p>
       <w:r>
-        <w:t>La Figura 3 revela que el error absoluto se concentra de forma desproporcionada en los deciles de mayor volumen (D8–D10): estos tres deciles acumulan el 49,2 % del error absoluto total (MAE acumulado sobre todas las series y folds), frente al 9,5 % correspondiente a los deciles D1–D3. Esta asimetría refleja directamente la distribución heterogénea de volúmenes financieros en la submuestra. Lo relevante para la evaluación orientada al valor es si los modelos más precisos en sMAPE también reducen la contribuc</w:t>
-      </w:r>
-      <w:r>
-        <w:t>ión al error en los segmentos de mayor impacto económico. La respuesta es afirmativa: en los deciles D8–D10, ETS obtiene el WAPE más bajo (8,3 %), frente al 11,7 % del Seasonal Naïve, una reducción del 29,0 % en el error relativo ponderado por volumen. El ranking de modelos en los deciles de mayor volumen es consistente con el ranking global, lo que confirma que la ventaja de ETS no se circunscribe a series de menor cuantía.</w:t>
+        <w:t>La Figura 3 revela que el error absoluto se concentra de forma desproporcionada en los deciles de mayor volumen (D8–D10): estos tres deciles acumulan el 49,2 % del error absoluto total (MAE acumulado sobre todas las series y folds), frente al 9,5 % correspondiente a los deciles D1–D3. Esta asimetría refleja directamente la distribución heterogénea de volúmenes financieros en la submuestra. Lo relevante para la evaluación orientada al valor es si los modelos más precisos en sMAPE también reducen la contribución al error en los segmentos de mayor impacto económico. La respuesta es afirmativa: en los deciles D8–D10, ETS obtiene el WAPE más bajo (8,3 %), frente al 11,7 % del Seasonal Naïve, una reducción del 29,0 % en el error relativo ponderado por volumen. El ranking de modelos en los deciles de mayor volumen es consistente con el ranking global, lo que confirma que la ventaja de ETS no se circunscribe a series de menor cuantía.</w:t>
       </w:r>
     </w:p>
     <w:p>
@@ -15637,13 +12806,7 @@
     </w:p>
     <w:p>
       <w:r>
-        <w:t>La Figura 2 muestra la evolución del sMAPE promedio por fold walk-forward para los modelos locales. El análisis de estabilidad temporal mide el coeficiente de variación (CV) del sMAPE calculado entre los folds de cada serie individual y promediado sobre la submuestra (valores exportados en resultados_cv_temporal.csv). Este indicador difiere del CV-sMAPE global reportado en las Tablas 14b y 15 —calculado como σ/μ sobre el conjunto agregado de evaluaciones folds × series—, que captura conjuntamente la variabi</w:t>
-      </w:r>
-      <w:r>
-        <w:t>lidad temporal y la heterogeneidad entre series; por ello ambos valores no son directamente comparables. Con este cálculo, el CV temporal de ETS se sitúa en un 53,8 % y el de SARIMA en un 55,1 %, valores que superan el umbral del 25% predefinido en la Tabla 13. Este resultado indica que ningún modelo alcanza el criterio de estabilidad, lo que debe interpretarse correctamente: la alta variabilidad refleja fundamentalmente la heterogeneidad de las 200 series de la submuestra (series con distintos niveles de v</w:t>
-      </w:r>
-      <w:r>
-        <w:t>olatilidad y tendencia), no necesariamente un deterioro sistemático del modelo en el tiempo. Con series individuales de comportamiento más homogéneo —como las de un único dominio contable corporativo— la estabilidad esperada sería considerablemente mayor.</w:t>
+        <w:t>La Figura 2 muestra la evolución del sMAPE promedio por fold walk-forward para los modelos locales. El análisis de estabilidad temporal mide el coeficiente de variación (CV) del sMAPE calculado entre los folds de cada serie individual y promediado sobre la submuestra (valores exportados en resultados_cv_temporal.csv). Este indicador difiere del CV-sMAPE global reportado en las Tablas 14b y 15 —calculado como σ/μ sobre el conjunto agregado de evaluaciones folds × series—, que captura conjuntamente la variabilidad temporal y la heterogeneidad entre series; por ello ambos valores no son directamente comparables. Con este cálculo, el CV temporal de ETS se sitúa en un 53,8 % y el de SARIMA en un 55,1 %, valores que superan el umbral del 25% predefinido en la Tabla 13. Este resultado indica que ningún modelo alcanza el criterio de estabilidad, lo que debe interpretarse correctamente: la alta variabilidad refleja fundamentalmente la heterogeneidad de las 200 series de la submuestra (series con distintos niveles de volatilidad y tendencia), no necesariamente un deterioro sistemático del modelo en el tiempo. Con series individuales de comportamiento más homogéneo —como las de un único dominio contable corporativo— la estabilidad esperada sería considerablemente mayor.</w:t>
       </w:r>
     </w:p>
     <w:p>
@@ -15654,13 +12817,7 @@
         <w:t>Nota sobre el criterio MASE.</w:t>
       </w:r>
       <w:r>
-        <w:t xml:space="preserve"> La Tabla 14a reporta valores de MASE superiores a 1,0 para todos los modelos, lo que indica que el error absoluto medio de los pronósticos supera el error absoluto medio del naïve estacional calculado en muestra. Este resultado no contradice la mejora observada en sMAPE (que sí supera al baseline fuera de muestra), sino que refleja una característica estructural de las series M4 Financial: presentan tendencias y cambios de régimen que hacen que los errores fuera de muestra sean sistemáticamente mayores que</w:t>
-      </w:r>
-      <w:r>
-        <w:t xml:space="preserve"> los errores en </w:t>
-      </w:r>
-      <w:r>
-        <w:t>muestra del naïve estacional. Esta observación subraya la importancia de complementar el MASE con métricas porcentuales como el sMAPE a la hora de interpretar el desempeño comparativo en contextos con series no estacionarias (Hyndman y Athanasopoulos, 2021).</w:t>
+        <w:t xml:space="preserve"> La Tabla 14a reporta valores de MASE superiores a 1,0 para todos los modelos, lo que indica que el error absoluto medio de los pronósticos supera el error absoluto medio del naïve estacional calculado en muestra. Este resultado no contradice la mejora observada en sMAPE (que sí supera al baseline fuera de muestra), sino que refleja una característica estructural de las series M4 Financial: presentan tendencias y cambios de régimen que hacen que los errores fuera de muestra sean sistemáticamente mayores que los errores en muestra del naïve estacional. Esta observación subraya la importancia de complementar el MASE con métricas porcentuales como el sMAPE a la hora de interpretar el desempeño comparativo en contextos con series no estacionarias (Hyndman y Athanasopoulos, 2021).</w:t>
       </w:r>
     </w:p>
     <w:p>
@@ -15907,10 +13064,7 @@
     <w:p>
       <w:r>
         <w:lastRenderedPageBreak/>
-        <w:t>Debe notarse que estas reglas se derivan de un experimento realizado sobre el dataset M4 Financial Monthly, que agrupa series macroeconómicas e indicadores financieros de naturaleza diversa. Las series contables corporativas típicas de un entorno FP&amp;A —ingresos por línea de producto, gastos por centro de coste, cuentas por cobrar— pueden exhibir una mayor homogeneidad interna y una estacionalidad más regular, lo que podría favorecer en mayor medida a los modelos de global forecasting respecto a lo observado</w:t>
-      </w:r>
-      <w:r>
-        <w:t xml:space="preserve"> en este experimento. La aplicación directa de los umbrales propuestos a entornos corporativos reales requiere validación empírica adicional con datos propios de cada organización.</w:t>
+        <w:t>Debe notarse que estas reglas se derivan de un experimento realizado sobre el dataset M4 Financial Monthly, que agrupa series macroeconómicas e indicadores financieros de naturaleza diversa. Las series contables corporativas típicas de un entorno FP&amp;A —ingresos por línea de producto, gastos por centro de coste, cuentas por cobrar— pueden exhibir una mayor homogeneidad interna y una estacionalidad más regular, lo que podría favorecer en mayor medida a los modelos de global forecasting respecto a lo observado en este experimento. La aplicación directa de los umbrales propuestos a entornos corporativos reales requiere validación empírica adicional con datos propios de cada organización.</w:t>
       </w:r>
     </w:p>
     <w:p>
@@ -15925,16 +13079,7 @@
     </w:p>
     <w:p>
       <w:r>
-        <w:t>Las conclusiones de este trabajo deben interpretarse dentro de las siguientes limitaciones. En primer lugar, el conjunto M4 Financial Monthly agrupa series macroeconómicas y financieras de naturaleza diversa, no series de cuentas contables corporativas: sus dinámicas no equivalen estrictamente a las de una cuenta de resultados (P&amp;L) real, sujeta a políticas contables, ciclos presupuestarios y decisiones de gestión. Además, la heterogeneidad del dataset puede favorecer a los métodos estadísticos locales fren</w:t>
-      </w:r>
-      <w:r>
-        <w:t>te a los modelos globales. En segundo lugar, la submuestra de N = 200 series, aunque estadísticamente robusta, puede no capturar la totalidad de los patrones presentes en el dataset completo de 8.493 series. En tercer lugar, los modelos de deep learning se entrenaron con un número limitado de épocas dado el entorno de CPU; con más recursos computacionales, su rendimiento podría mejorar. En cuarto lugar, el experimento no incorpora variables exógenas (indicadores macroeconómicos, calendarios de estacionalida</w:t>
-      </w:r>
-      <w:r>
-        <w:t xml:space="preserve">d) que los pronosticadores corporativos utilizan habitualmente para mejorar la precisión en horizontes medios; su inclusión podría beneficiar especialmente a los modelos globales. En quinto lugar, la evaluación asigna igual peso a todas las series de la submuestra con independencia de su volumen financiero; una ponderación proporcional al volumen otorgaría mayor relevancia a los errores en los deciles altos y podría alterar el ranking comparativo. Estas cinco limitaciones quedan documentadas como líneas de </w:t>
-      </w:r>
-      <w:r>
-        <w:t>extensión futura en el Capítulo 7.</w:t>
+        <w:t>Las conclusiones de este trabajo deben interpretarse dentro de las siguientes limitaciones. En primer lugar, el conjunto M4 Financial Monthly agrupa series macroeconómicas y financieras de naturaleza diversa, no series de cuentas contables corporativas: sus dinámicas no equivalen estrictamente a las de una cuenta de resultados (P&amp;L) real, sujeta a políticas contables, ciclos presupuestarios y decisiones de gestión. Además, la heterogeneidad del dataset puede favorecer a los métodos estadísticos locales frente a los modelos globales. En segundo lugar, la submuestra de N = 200 series, aunque estadísticamente robusta, puede no capturar la totalidad de los patrones presentes en el dataset completo de 8.493 series. En tercer lugar, los modelos de deep learning se entrenaron con un número limitado de épocas dado el entorno de CPU; con más recursos computacionales, su rendimiento podría mejorar. En cuarto lugar, el experimento no incorpora variables exógenas (indicadores macroeconómicos, calendarios de estacionalidad) que los pronosticadores corporativos utilizan habitualmente para mejorar la precisión en horizontes medios; su inclusión podría beneficiar especialmente a los modelos globales. En quinto lugar, la evaluación asigna igual peso a todas las series de la submuestra con independencia de su volumen financiero; una ponderación proporcional al volumen otorgaría mayor relevancia a los errores en los deciles altos y podría alterar el ranking comparativo. Estas cinco limitaciones quedan documentadas como líneas de extensión futura en el Capítulo 7.</w:t>
       </w:r>
     </w:p>
     <w:p>
@@ -16157,8 +13302,6 @@
       </w:r>
       <w:r>
         <w:t xml:space="preserve"> verificó automáticamente la disyunción de los índices de entrenamiento y </w:t>
-      </w:r>
-      <w:r>
         <w:lastRenderedPageBreak/>
         <w:t>evaluación en una muestra de 20 series seleccionadas aleatoriamente. Este objetivo se considera plenamente alcanzado y constituye la garantía metodológica fundamental del trabajo.</w:t>
       </w:r>
@@ -16234,15 +13377,7 @@
         <w:t>Conclusión transversal.</w:t>
       </w:r>
       <w:r>
-        <w:t xml:space="preserve"> El hallazgo más relevante de la comparativa es que los métodos estadísticos clásicos —ETS, Holt-Winters y SARIMA— superan consistentemente en precisión y estabilidad a los modelos de machine learning y deep learning sobre el conjunto M4 Financial Monthly y bajo las condiciones experimentales descritas. Este resultado es coherente con la literatura de benchmarking (Makridakis et al., 2022; Cerqueira et al., 2022). Debe recordarse, asimismo, que el criterio de estabilidad temporal (CV del sMAPE &lt; 25 %) se de</w:t>
-      </w:r>
-      <w:r>
-        <w:t>finió con carácter aspiracional: su incumplimiento generalizado refleja la heterogeneidad intrínseca del dataset y no invalida las conclusiones comparativas. El hallazgo tiene una implicación práctica directa: en las condiciones del presente experimento —N = 200 series del benchmark M4 Financial Monthly, longitud mediana de 175 meses, entrenamiento en CPU sin optimización de hiperparámetros—, los modelos de machine learning y deep learning no ofrecieron ventajas en precisión sobre los métodos estadísticos c</w:t>
-      </w:r>
-      <w:r>
-        <w:t xml:space="preserve">lásicos. Esta conclusión debe interpretarse con </w:t>
-      </w:r>
-      <w:r>
+        <w:t xml:space="preserve"> El hallazgo más relevante de la comparativa es que los métodos estadísticos clásicos —ETS, Holt-Winters y SARIMA— superan consistentemente en precisión y estabilidad a los modelos de machine learning y deep learning sobre el conjunto M4 Financial Monthly y bajo las condiciones experimentales descritas. Este resultado es coherente con la literatura de benchmarking (Makridakis et al., 2022; Cerqueira et al., 2022). Debe recordarse, asimismo, que el criterio de estabilidad temporal (CV del sMAPE &lt; 25 %) se definió con carácter aspiracional: su incumplimiento generalizado refleja la heterogeneidad intrínseca del dataset y no invalida las conclusiones comparativas. El hallazgo tiene una implicación práctica directa: en las condiciones del presente experimento —N = 200 series del benchmark M4 Financial Monthly, longitud mediana de 175 meses, entrenamiento en CPU sin optimización de hiperparámetros—, los modelos de machine learning y deep learning no ofrecieron ventajas en precisión sobre los métodos estadísticos clásicos. Esta conclusión debe interpretarse con </w:t>
         <w:lastRenderedPageBreak/>
         <w:t xml:space="preserve">cautela: no es necesariamente universal. Organizaciones con colecciones de series más homogéneas, mayor disponibilidad de datos cross-series o acceso a infraestructura GPU podrían obtener resultados distintos, y la validación del framework propuesto en sus propios datos es el paso recomendado antes de tomar decisiones de inversión tecnológica. El </w:t>
       </w:r>
@@ -16268,14 +13403,8 @@
       <w:bookmarkStart w:id="66" w:name="_Toc234267436"/>
       <w:r>
         <w:t xml:space="preserve">Tabla </w:t>
-      </w:r>
-      <w:r>
         <w:fldChar w:fldCharType="begin"/>
-      </w:r>
-      <w:r>
         <w:instrText xml:space="preserve"> SEQ Tabla \* ARABIC </w:instrText>
-      </w:r>
-      <w:r>
         <w:fldChar w:fldCharType="separate"/>
       </w:r>
       <w:r>
@@ -16286,8 +13415,6 @@
       </w:r>
       <w:r>
         <w:fldChar w:fldCharType="end"/>
-      </w:r>
-      <w:r>
         <w:t>. Grado de cumplimiento de los objetivos específicos: evidencia y limitaciones.</w:t>
       </w:r>
       <w:bookmarkEnd w:id="66"/>
